--- a/Важно!/1-Титульник.docx
+++ b/Важно!/1-Титульник.docx
@@ -1,6 +1,6 @@
 
 <file path=word/document.xml><?xml version="1.0" encoding="utf-8"?>
-<w:document xmlns:wpc="http://schemas.microsoft.com/office/word/2010/wordprocessingCanvas" xmlns:cx="http://schemas.microsoft.com/office/drawing/2014/chartex" xmlns:cx1="http://schemas.microsoft.com/office/drawing/2015/9/8/chartex" xmlns:cx2="http://schemas.microsoft.com/office/drawing/2015/10/21/chartex" xmlns:cx3="http://schemas.microsoft.com/office/drawing/2016/5/9/chartex" xmlns:cx4="http://schemas.microsoft.com/office/drawing/2016/5/10/chartex" xmlns:cx5="http://schemas.microsoft.com/office/drawing/2016/5/11/chartex" xmlns:cx6="http://schemas.microsoft.com/office/drawing/2016/5/12/chartex" xmlns:cx7="http://schemas.microsoft.com/office/drawing/2016/5/13/chartex" xmlns:cx8="http://schemas.microsoft.com/office/drawing/2016/5/14/chartex" xmlns:mc="http://schemas.openxmlformats.org/markup-compatibility/2006" xmlns:aink="http://schemas.microsoft.com/office/drawing/2016/ink" xmlns:am3d="http://schemas.microsoft.com/office/drawing/2017/model3d" xmlns:o="urn:schemas-microsoft-com:office:office" xmlns:oel="http://schemas.microsoft.com/office/2019/extlst" xmlns:r="http://schemas.openxmlformats.org/officeDocument/2006/relationships" xmlns:m="http://schemas.openxmlformats.org/officeDocument/2006/math" xmlns:v="urn:schemas-microsoft-com:vml" xmlns:wp14="http://schemas.microsoft.com/office/word/2010/wordprocessingDrawing" xmlns:wp="http://schemas.openxmlformats.org/drawingml/2006/wordprocessingDrawing" xmlns:w10="urn:schemas-microsoft-com:office:word" xmlns:w="http://schemas.openxmlformats.org/wordprocessingml/2006/main" xmlns:w14="http://schemas.microsoft.com/office/word/2010/wordml" xmlns:w15="http://schemas.microsoft.com/office/word/2012/wordml" xmlns:w16cex="http://schemas.microsoft.com/office/word/2018/wordml/cex" xmlns:w16cid="http://schemas.microsoft.com/office/word/2016/wordml/cid" xmlns:w16="http://schemas.microsoft.com/office/word/2018/wordml" xmlns:w16du="http://schemas.microsoft.com/office/word/2023/wordml/word16du" xmlns:w16sdtdh="http://schemas.microsoft.com/office/word/2020/wordml/sdtdatahash" xmlns:w16sdtfl="http://schemas.microsoft.com/office/word/2024/wordml/sdtformatlock" xmlns:w16se="http://schemas.microsoft.com/office/word/2015/wordml/symex" xmlns:wpg="http://schemas.microsoft.com/office/word/2010/wordprocessingGroup" xmlns:wpi="http://schemas.microsoft.com/office/word/2010/wordprocessingInk" xmlns:wne="http://schemas.microsoft.com/office/word/2006/wordml" xmlns:wps="http://schemas.microsoft.com/office/word/2010/wordprocessingShape" mc:Ignorable="w14 w15 w16se w16cid w16 w16cex w16sdtdh w16sdtfl w16du wp14">
+<w:document xmlns:wpc="http://schemas.microsoft.com/office/word/2010/wordprocessingCanvas" xmlns:mc="http://schemas.openxmlformats.org/markup-compatibility/2006" xmlns:o="urn:schemas-microsoft-com:office:office" xmlns:r="http://schemas.openxmlformats.org/officeDocument/2006/relationships" xmlns:m="http://schemas.openxmlformats.org/officeDocument/2006/math" xmlns:v="urn:schemas-microsoft-com:vml" xmlns:wp14="http://schemas.microsoft.com/office/word/2010/wordprocessingDrawing" xmlns:wp="http://schemas.openxmlformats.org/drawingml/2006/wordprocessingDrawing" xmlns:w="http://schemas.openxmlformats.org/wordprocessingml/2006/main" xmlns:w14="http://schemas.microsoft.com/office/word/2010/wordml" xmlns:w10="urn:schemas-microsoft-com:office:word" xmlns:w15="http://schemas.microsoft.com/office/word/2012/wordml" xmlns:wpg="http://schemas.microsoft.com/office/word/2010/wordprocessingGroup" xmlns:wpi="http://schemas.microsoft.com/office/word/2010/wordprocessingInk" xmlns:wne="http://schemas.microsoft.com/office/word/2006/wordml" xmlns:wps="http://schemas.microsoft.com/office/word/2010/wordprocessingShape" xmlns:wpsCustomData="http://www.wps.cn/officeDocument/2013/wpsCustomData" mc:Ignorable="w14 w15 wp14">
   <w:body>
     <w:p>
       <w:pPr>
@@ -14,7 +14,7 @@
       <w:bookmarkEnd w:id="0"/>
       <w:r>
         <w:rPr>
-          <w:rFonts w:ascii="Times New Roman" w:eastAsia="Times New Roman" w:hAnsi="Times New Roman" w:cs="Times New Roman"/>
+          <w:rFonts w:ascii="Times New Roman" w:hAnsi="Times New Roman" w:eastAsia="Times New Roman" w:cs="Times New Roman"/>
           <w:b/>
           <w:bCs/>
           <w:sz w:val="28"/>
@@ -35,7 +35,7 @@
       </w:pPr>
       <w:r>
         <w:rPr>
-          <w:rFonts w:ascii="Times New Roman" w:eastAsia="Times New Roman" w:hAnsi="Times New Roman" w:cs="Times New Roman"/>
+          <w:rFonts w:ascii="Times New Roman" w:hAnsi="Times New Roman" w:eastAsia="Times New Roman" w:cs="Times New Roman"/>
           <w:b/>
           <w:bCs/>
           <w:sz w:val="28"/>
@@ -55,7 +55,7 @@
       </w:pPr>
       <w:r>
         <w:rPr>
-          <w:rFonts w:ascii="Times New Roman" w:eastAsia="Times New Roman" w:hAnsi="Times New Roman" w:cs="Times New Roman"/>
+          <w:rFonts w:ascii="Times New Roman" w:hAnsi="Times New Roman" w:eastAsia="Times New Roman" w:cs="Times New Roman"/>
           <w:b/>
           <w:bCs/>
           <w:sz w:val="28"/>
@@ -76,7 +76,7 @@
       </w:pPr>
       <w:r>
         <w:rPr>
-          <w:rFonts w:ascii="Times New Roman" w:eastAsia="Times New Roman" w:hAnsi="Times New Roman" w:cs="Times New Roman"/>
+          <w:rFonts w:ascii="Times New Roman" w:hAnsi="Times New Roman" w:eastAsia="Times New Roman" w:cs="Times New Roman"/>
           <w:b/>
           <w:bCs/>
           <w:sz w:val="28"/>
@@ -97,7 +97,7 @@
       </w:pPr>
       <w:r>
         <w:rPr>
-          <w:rFonts w:ascii="Times New Roman" w:eastAsia="Times New Roman" w:hAnsi="Times New Roman" w:cs="Times New Roman"/>
+          <w:rFonts w:ascii="Times New Roman" w:hAnsi="Times New Roman" w:eastAsia="Times New Roman" w:cs="Times New Roman"/>
           <w:b/>
           <w:bCs/>
           <w:sz w:val="28"/>
@@ -116,7 +116,7 @@
       </w:pPr>
       <w:r>
         <w:rPr>
-          <w:rFonts w:ascii="Times New Roman" w:eastAsia="Times New Roman" w:hAnsi="Times New Roman" w:cs="Times New Roman"/>
+          <w:rFonts w:ascii="Times New Roman" w:hAnsi="Times New Roman" w:eastAsia="Times New Roman" w:cs="Times New Roman"/>
           <w:sz w:val="28"/>
           <w:szCs w:val="28"/>
           <w:lang w:val="ru-RU"/>
@@ -133,7 +133,7 @@
       </w:pPr>
       <w:r>
         <w:rPr>
-          <w:rFonts w:ascii="Times New Roman" w:eastAsia="Times New Roman" w:hAnsi="Times New Roman" w:cs="Times New Roman"/>
+          <w:rFonts w:ascii="Times New Roman" w:hAnsi="Times New Roman" w:eastAsia="Times New Roman" w:cs="Times New Roman"/>
           <w:sz w:val="28"/>
           <w:szCs w:val="28"/>
           <w:lang w:val="ru-RU"/>
@@ -150,7 +150,7 @@
       </w:pPr>
       <w:r>
         <w:rPr>
-          <w:rFonts w:ascii="Times New Roman" w:eastAsia="Times New Roman" w:hAnsi="Times New Roman" w:cs="Times New Roman"/>
+          <w:rFonts w:ascii="Times New Roman" w:hAnsi="Times New Roman" w:eastAsia="Times New Roman" w:cs="Times New Roman"/>
           <w:sz w:val="28"/>
           <w:szCs w:val="28"/>
           <w:lang w:val="ru-RU"/>
@@ -167,7 +167,7 @@
       </w:pPr>
       <w:r>
         <w:rPr>
-          <w:rFonts w:ascii="Times New Roman" w:eastAsia="Times New Roman" w:hAnsi="Times New Roman" w:cs="Times New Roman"/>
+          <w:rFonts w:ascii="Times New Roman" w:hAnsi="Times New Roman" w:eastAsia="Times New Roman" w:cs="Times New Roman"/>
           <w:sz w:val="28"/>
           <w:szCs w:val="28"/>
           <w:lang w:val="ru-RU"/>
@@ -184,7 +184,7 @@
       </w:pPr>
       <w:r>
         <w:rPr>
-          <w:rFonts w:ascii="Times New Roman" w:eastAsia="Times New Roman" w:hAnsi="Times New Roman" w:cs="Times New Roman"/>
+          <w:rFonts w:ascii="Times New Roman" w:hAnsi="Times New Roman" w:eastAsia="Times New Roman" w:cs="Times New Roman"/>
           <w:sz w:val="28"/>
           <w:szCs w:val="28"/>
           <w:lang w:val="ru-RU"/>
@@ -201,7 +201,7 @@
       </w:pPr>
       <w:r>
         <w:rPr>
-          <w:rFonts w:ascii="Times New Roman" w:eastAsia="Times New Roman" w:hAnsi="Times New Roman" w:cs="Times New Roman"/>
+          <w:rFonts w:ascii="Times New Roman" w:hAnsi="Times New Roman" w:eastAsia="Times New Roman" w:cs="Times New Roman"/>
           <w:sz w:val="28"/>
           <w:szCs w:val="28"/>
           <w:lang w:val="ru-RU"/>
@@ -220,7 +220,7 @@
       </w:pPr>
       <w:r>
         <w:rPr>
-          <w:rFonts w:ascii="Times New Roman" w:eastAsia="Times New Roman" w:hAnsi="Times New Roman" w:cs="Times New Roman"/>
+          <w:rFonts w:ascii="Times New Roman" w:hAnsi="Times New Roman" w:eastAsia="Times New Roman" w:cs="Times New Roman"/>
           <w:b/>
           <w:bCs/>
           <w:sz w:val="28"/>
@@ -241,7 +241,7 @@
       </w:pPr>
       <w:r>
         <w:rPr>
-          <w:rFonts w:ascii="Times New Roman" w:eastAsia="Times New Roman" w:hAnsi="Times New Roman" w:cs="Times New Roman"/>
+          <w:rFonts w:ascii="Times New Roman" w:hAnsi="Times New Roman" w:eastAsia="Times New Roman" w:cs="Times New Roman"/>
           <w:b/>
           <w:bCs/>
           <w:sz w:val="28"/>
@@ -262,7 +262,7 @@
       </w:pPr>
       <w:r>
         <w:rPr>
-          <w:rFonts w:ascii="Times New Roman" w:eastAsia="Times New Roman" w:hAnsi="Times New Roman" w:cs="Times New Roman"/>
+          <w:rFonts w:ascii="Times New Roman" w:hAnsi="Times New Roman" w:eastAsia="Times New Roman" w:cs="Times New Roman"/>
           <w:sz w:val="28"/>
           <w:szCs w:val="28"/>
           <w:lang w:val="ru-RU"/>
@@ -271,7 +271,7 @@
       </w:r>
       <w:r>
         <w:rPr>
-          <w:rFonts w:ascii="Times New Roman" w:eastAsia="Times New Roman" w:hAnsi="Times New Roman" w:cs="Times New Roman"/>
+          <w:rFonts w:ascii="Times New Roman" w:hAnsi="Times New Roman" w:eastAsia="Times New Roman" w:cs="Times New Roman"/>
           <w:sz w:val="28"/>
           <w:szCs w:val="28"/>
           <w:lang w:val="ru"/>
@@ -280,12 +280,12 @@
       </w:r>
       <w:r>
         <w:rPr>
-          <w:rFonts w:ascii="Times New Roman" w:eastAsia="Times New Roman" w:hAnsi="Times New Roman" w:cs="Times New Roman"/>
-          <w:sz w:val="28"/>
-          <w:szCs w:val="28"/>
-          <w:lang w:val="ru-RU"/>
-        </w:rPr>
-        <w:t xml:space="preserve">» </w:t>
+          <w:rFonts w:ascii="Times New Roman" w:hAnsi="Times New Roman" w:eastAsia="Times New Roman" w:cs="Times New Roman"/>
+          <w:sz w:val="28"/>
+          <w:szCs w:val="28"/>
+          <w:lang w:val="ru-RU"/>
+        </w:rPr>
+        <w:t xml:space="preserve"> </w:t>
       </w:r>
     </w:p>
     <w:p>
@@ -299,14 +299,36 @@
       </w:pPr>
       <w:r>
         <w:rPr>
-          <w:rFonts w:ascii="Times New Roman" w:eastAsia="Times New Roman" w:hAnsi="Times New Roman" w:cs="Times New Roman"/>
-          <w:b/>
-          <w:bCs/>
-          <w:sz w:val="28"/>
-          <w:szCs w:val="28"/>
-          <w:lang w:val="ru-RU"/>
-        </w:rPr>
-        <w:t xml:space="preserve">ДП-09.02.07-51-006-26 </w:t>
+          <w:rFonts w:ascii="Times New Roman" w:hAnsi="Times New Roman" w:eastAsia="Times New Roman" w:cs="Times New Roman"/>
+          <w:b/>
+          <w:bCs/>
+          <w:sz w:val="28"/>
+          <w:szCs w:val="28"/>
+          <w:lang w:val="ru-RU"/>
+        </w:rPr>
+        <w:t>ДП-09.02.07-51-00</w:t>
+      </w:r>
+      <w:r>
+        <w:rPr>
+          <w:rFonts w:hint="default" w:ascii="Times New Roman" w:hAnsi="Times New Roman" w:eastAsia="Times New Roman" w:cs="Times New Roman"/>
+          <w:b/>
+          <w:bCs/>
+          <w:sz w:val="28"/>
+          <w:szCs w:val="28"/>
+          <w:lang w:val="ru-RU"/>
+        </w:rPr>
+        <w:t>8</w:t>
+      </w:r>
+      <w:r>
+        <w:rPr>
+          <w:rFonts w:ascii="Times New Roman" w:hAnsi="Times New Roman" w:eastAsia="Times New Roman" w:cs="Times New Roman"/>
+          <w:b/>
+          <w:bCs/>
+          <w:sz w:val="28"/>
+          <w:szCs w:val="28"/>
+          <w:lang w:val="ru-RU"/>
+        </w:rPr>
+        <w:t xml:space="preserve">-26 </w:t>
       </w:r>
     </w:p>
     <w:p>
@@ -318,7 +340,7 @@
       </w:pPr>
       <w:r>
         <w:rPr>
-          <w:rFonts w:ascii="Times New Roman" w:eastAsia="Times New Roman" w:hAnsi="Times New Roman" w:cs="Times New Roman"/>
+          <w:rFonts w:ascii="Times New Roman" w:hAnsi="Times New Roman" w:eastAsia="Times New Roman" w:cs="Times New Roman"/>
           <w:b/>
           <w:bCs/>
           <w:sz w:val="24"/>
@@ -337,15 +359,17 @@
       </w:pPr>
       <w:r>
         <w:rPr>
-          <w:rFonts w:ascii="Times New Roman" w:eastAsia="Times New Roman" w:hAnsi="Times New Roman" w:cs="Times New Roman"/>
-          <w:b/>
-          <w:bCs/>
-          <w:sz w:val="24"/>
-          <w:szCs w:val="24"/>
-          <w:lang w:val="ru-RU"/>
-        </w:rPr>
-        <w:t xml:space="preserve"> </w:t>
-      </w:r>
+          <w:rFonts w:ascii="Times New Roman" w:hAnsi="Times New Roman" w:eastAsia="Times New Roman" w:cs="Times New Roman"/>
+          <w:b/>
+          <w:bCs/>
+          <w:sz w:val="24"/>
+          <w:szCs w:val="24"/>
+          <w:lang w:val="ru-RU"/>
+        </w:rPr>
+        <w:t xml:space="preserve"> </w:t>
+      </w:r>
+      <w:bookmarkStart w:id="1" w:name="_GoBack"/>
+      <w:bookmarkEnd w:id="1"/>
     </w:p>
     <w:p>
       <w:pPr>
@@ -356,7 +380,7 @@
       </w:pPr>
       <w:r>
         <w:rPr>
-          <w:rFonts w:ascii="Times New Roman" w:eastAsia="Times New Roman" w:hAnsi="Times New Roman" w:cs="Times New Roman"/>
+          <w:rFonts w:ascii="Times New Roman" w:hAnsi="Times New Roman" w:eastAsia="Times New Roman" w:cs="Times New Roman"/>
           <w:b/>
           <w:bCs/>
           <w:sz w:val="24"/>
@@ -376,7 +400,7 @@
       </w:pPr>
       <w:r>
         <w:rPr>
-          <w:rFonts w:ascii="Times New Roman" w:eastAsia="Times New Roman" w:hAnsi="Times New Roman" w:cs="Times New Roman"/>
+          <w:rFonts w:ascii="Times New Roman" w:hAnsi="Times New Roman" w:eastAsia="Times New Roman" w:cs="Times New Roman"/>
           <w:b/>
           <w:bCs/>
           <w:sz w:val="24"/>
@@ -387,41 +411,12 @@
       </w:r>
       <w:r>
         <w:rPr>
-          <w:rFonts w:ascii="Times New Roman" w:eastAsia="Times New Roman" w:hAnsi="Times New Roman" w:cs="Times New Roman"/>
-          <w:sz w:val="24"/>
-          <w:szCs w:val="24"/>
-          <w:lang w:val="ru-RU"/>
-        </w:rPr>
-        <w:t xml:space="preserve">студент 4 курса очной формы обучения </w:t>
-      </w:r>
-      <w:proofErr w:type="spellStart"/>
-      <w:r>
-        <w:rPr>
-          <w:rFonts w:ascii="Times New Roman" w:eastAsia="Times New Roman" w:hAnsi="Times New Roman" w:cs="Times New Roman"/>
-          <w:sz w:val="24"/>
-          <w:szCs w:val="24"/>
-          <w:lang w:val="ru-RU"/>
-        </w:rPr>
-        <w:t>Кутыркин</w:t>
-      </w:r>
-      <w:proofErr w:type="spellEnd"/>
-      <w:r>
-        <w:rPr>
-          <w:rFonts w:ascii="Times New Roman" w:eastAsia="Times New Roman" w:hAnsi="Times New Roman" w:cs="Times New Roman"/>
-          <w:sz w:val="24"/>
-          <w:szCs w:val="24"/>
-          <w:lang w:val="ru-RU"/>
-        </w:rPr>
-        <w:t xml:space="preserve"> Виталий Сергеевич</w:t>
-      </w:r>
-      <w:r>
-        <w:rPr>
-          <w:rFonts w:ascii="Times New Roman" w:eastAsia="Times New Roman" w:hAnsi="Times New Roman" w:cs="Times New Roman"/>
-          <w:sz w:val="24"/>
-          <w:szCs w:val="24"/>
-          <w:lang w:val="ru-RU"/>
-        </w:rPr>
-        <w:t xml:space="preserve"> </w:t>
+          <w:rFonts w:ascii="Times New Roman" w:hAnsi="Times New Roman" w:eastAsia="Times New Roman" w:cs="Times New Roman"/>
+          <w:sz w:val="24"/>
+          <w:szCs w:val="24"/>
+          <w:lang w:val="ru-RU"/>
+        </w:rPr>
+        <w:t xml:space="preserve">студент 4 курса очной формы обучения Кутыркин Виталий Сергеевич </w:t>
       </w:r>
     </w:p>
     <w:p>
@@ -434,7 +429,7 @@
       </w:pPr>
       <w:r>
         <w:rPr>
-          <w:rFonts w:ascii="Times New Roman" w:eastAsia="Times New Roman" w:hAnsi="Times New Roman" w:cs="Times New Roman"/>
+          <w:rFonts w:ascii="Times New Roman" w:hAnsi="Times New Roman" w:eastAsia="Times New Roman" w:cs="Times New Roman"/>
           <w:sz w:val="24"/>
           <w:szCs w:val="24"/>
           <w:lang w:val="ru-RU"/>
@@ -453,7 +448,7 @@
       </w:pPr>
       <w:r>
         <w:rPr>
-          <w:rFonts w:ascii="Times New Roman" w:eastAsia="Times New Roman" w:hAnsi="Times New Roman" w:cs="Times New Roman"/>
+          <w:rFonts w:ascii="Times New Roman" w:hAnsi="Times New Roman" w:eastAsia="Times New Roman" w:cs="Times New Roman"/>
           <w:sz w:val="24"/>
           <w:szCs w:val="24"/>
           <w:lang w:val="ru-RU"/>
@@ -471,7 +466,7 @@
       </w:pPr>
       <w:r>
         <w:rPr>
-          <w:rFonts w:ascii="Times New Roman" w:eastAsia="Times New Roman" w:hAnsi="Times New Roman" w:cs="Times New Roman"/>
+          <w:rFonts w:ascii="Times New Roman" w:hAnsi="Times New Roman" w:eastAsia="Times New Roman" w:cs="Times New Roman"/>
           <w:b/>
           <w:bCs/>
           <w:sz w:val="24"/>
@@ -492,7 +487,7 @@
       </w:pPr>
       <w:r>
         <w:rPr>
-          <w:rFonts w:ascii="Times New Roman" w:eastAsia="Times New Roman" w:hAnsi="Times New Roman" w:cs="Times New Roman"/>
+          <w:rFonts w:ascii="Times New Roman" w:hAnsi="Times New Roman" w:eastAsia="Times New Roman" w:cs="Times New Roman"/>
           <w:sz w:val="24"/>
           <w:szCs w:val="24"/>
           <w:lang w:val="ru-RU"/>
@@ -510,7 +505,7 @@
       </w:pPr>
       <w:r>
         <w:rPr>
-          <w:rFonts w:ascii="Times New Roman" w:eastAsia="Times New Roman" w:hAnsi="Times New Roman" w:cs="Times New Roman"/>
+          <w:rFonts w:ascii="Times New Roman" w:hAnsi="Times New Roman" w:eastAsia="Times New Roman" w:cs="Times New Roman"/>
           <w:sz w:val="24"/>
           <w:szCs w:val="24"/>
           <w:lang w:val="ru-RU"/>
@@ -528,7 +523,7 @@
       </w:pPr>
       <w:r>
         <w:rPr>
-          <w:rFonts w:ascii="Times New Roman" w:eastAsia="Times New Roman" w:hAnsi="Times New Roman" w:cs="Times New Roman"/>
+          <w:rFonts w:ascii="Times New Roman" w:hAnsi="Times New Roman" w:eastAsia="Times New Roman" w:cs="Times New Roman"/>
           <w:sz w:val="24"/>
           <w:szCs w:val="24"/>
           <w:lang w:val="ru-RU"/>
@@ -537,7 +532,7 @@
       </w:r>
       <w:r>
         <w:rPr>
-          <w:rFonts w:ascii="Times New Roman" w:eastAsia="Times New Roman" w:hAnsi="Times New Roman" w:cs="Times New Roman"/>
+          <w:rFonts w:ascii="Times New Roman" w:hAnsi="Times New Roman" w:eastAsia="Times New Roman" w:cs="Times New Roman"/>
           <w:b/>
           <w:bCs/>
           <w:sz w:val="24"/>
@@ -548,7 +543,7 @@
       </w:r>
       <w:r>
         <w:rPr>
-          <w:rFonts w:ascii="Times New Roman" w:eastAsia="Times New Roman" w:hAnsi="Times New Roman" w:cs="Times New Roman"/>
+          <w:rFonts w:ascii="Times New Roman" w:hAnsi="Times New Roman" w:eastAsia="Times New Roman" w:cs="Times New Roman"/>
           <w:sz w:val="24"/>
           <w:szCs w:val="24"/>
           <w:lang w:val="ru-RU"/>
@@ -567,7 +562,7 @@
       </w:pPr>
       <w:r>
         <w:rPr>
-          <w:rFonts w:ascii="Times New Roman" w:eastAsia="Times New Roman" w:hAnsi="Times New Roman" w:cs="Times New Roman"/>
+          <w:rFonts w:ascii="Times New Roman" w:hAnsi="Times New Roman" w:eastAsia="Times New Roman" w:cs="Times New Roman"/>
           <w:sz w:val="24"/>
           <w:szCs w:val="24"/>
           <w:lang w:val="ru-RU"/>
@@ -585,7 +580,7 @@
       </w:pPr>
       <w:r>
         <w:rPr>
-          <w:rFonts w:ascii="Times New Roman" w:eastAsia="Times New Roman" w:hAnsi="Times New Roman" w:cs="Times New Roman"/>
+          <w:rFonts w:ascii="Times New Roman" w:hAnsi="Times New Roman" w:eastAsia="Times New Roman" w:cs="Times New Roman"/>
           <w:b/>
           <w:bCs/>
           <w:sz w:val="24"/>
@@ -594,29 +589,18 @@
         </w:rPr>
         <w:t xml:space="preserve">Заведующий отделением: </w:t>
       </w:r>
-      <w:proofErr w:type="spellStart"/>
-      <w:r>
-        <w:rPr>
-          <w:rFonts w:ascii="Times New Roman" w:eastAsia="Times New Roman" w:hAnsi="Times New Roman" w:cs="Times New Roman"/>
-          <w:sz w:val="24"/>
-          <w:szCs w:val="24"/>
-          <w:lang w:val="ru-RU"/>
-        </w:rPr>
-        <w:t>Судатова</w:t>
-      </w:r>
-      <w:proofErr w:type="spellEnd"/>
-      <w:r>
-        <w:rPr>
-          <w:rFonts w:ascii="Times New Roman" w:eastAsia="Times New Roman" w:hAnsi="Times New Roman" w:cs="Times New Roman"/>
-          <w:sz w:val="24"/>
-          <w:szCs w:val="24"/>
-          <w:lang w:val="ru-RU"/>
-        </w:rPr>
-        <w:t xml:space="preserve"> Юлия Александровна Подпись</w:t>
-      </w:r>
-      <w:r>
-        <w:rPr>
-          <w:rFonts w:ascii="Times New Roman" w:eastAsia="Times New Roman" w:hAnsi="Times New Roman" w:cs="Times New Roman"/>
+      <w:r>
+        <w:rPr>
+          <w:rFonts w:ascii="Times New Roman" w:hAnsi="Times New Roman" w:eastAsia="Times New Roman" w:cs="Times New Roman"/>
+          <w:sz w:val="24"/>
+          <w:szCs w:val="24"/>
+          <w:lang w:val="ru-RU"/>
+        </w:rPr>
+        <w:t>Судатова Юлия Александровна Подпись</w:t>
+      </w:r>
+      <w:r>
+        <w:rPr>
+          <w:rFonts w:ascii="Times New Roman" w:hAnsi="Times New Roman" w:eastAsia="Times New Roman" w:cs="Times New Roman"/>
           <w:b/>
           <w:bCs/>
           <w:sz w:val="24"/>
@@ -635,7 +619,7 @@
       </w:pPr>
       <w:r>
         <w:rPr>
-          <w:rFonts w:ascii="Times New Roman" w:eastAsia="Times New Roman" w:hAnsi="Times New Roman" w:cs="Times New Roman"/>
+          <w:rFonts w:ascii="Times New Roman" w:hAnsi="Times New Roman" w:eastAsia="Times New Roman" w:cs="Times New Roman"/>
           <w:b/>
           <w:bCs/>
           <w:sz w:val="28"/>
@@ -654,7 +638,7 @@
       </w:pPr>
       <w:r>
         <w:rPr>
-          <w:rFonts w:ascii="Times New Roman" w:eastAsia="Times New Roman" w:hAnsi="Times New Roman" w:cs="Times New Roman"/>
+          <w:rFonts w:ascii="Times New Roman" w:hAnsi="Times New Roman" w:eastAsia="Times New Roman" w:cs="Times New Roman"/>
           <w:sz w:val="28"/>
           <w:szCs w:val="28"/>
           <w:lang w:val="ru-RU"/>
@@ -671,7 +655,7 @@
       </w:pPr>
       <w:r>
         <w:rPr>
-          <w:rFonts w:ascii="Times New Roman" w:eastAsia="Times New Roman" w:hAnsi="Times New Roman" w:cs="Times New Roman"/>
+          <w:rFonts w:ascii="Times New Roman" w:hAnsi="Times New Roman" w:eastAsia="Times New Roman" w:cs="Times New Roman"/>
           <w:sz w:val="28"/>
           <w:szCs w:val="28"/>
           <w:lang w:val="ru-RU"/>
@@ -688,7 +672,7 @@
       </w:pPr>
       <w:r>
         <w:rPr>
-          <w:rFonts w:ascii="Times New Roman" w:eastAsia="Times New Roman" w:hAnsi="Times New Roman" w:cs="Times New Roman"/>
+          <w:rFonts w:ascii="Times New Roman" w:hAnsi="Times New Roman" w:eastAsia="Times New Roman" w:cs="Times New Roman"/>
           <w:sz w:val="28"/>
           <w:szCs w:val="28"/>
           <w:lang w:val="ru-RU"/>
@@ -704,61 +688,43 @@
       </w:pPr>
       <w:r>
         <w:rPr>
-          <w:rFonts w:ascii="Times New Roman" w:eastAsia="Times New Roman" w:hAnsi="Times New Roman" w:cs="Times New Roman"/>
-          <w:sz w:val="28"/>
-          <w:szCs w:val="28"/>
-        </w:rPr>
-        <w:t xml:space="preserve">г. </w:t>
-      </w:r>
-      <w:proofErr w:type="spellStart"/>
-      <w:r>
-        <w:rPr>
-          <w:rFonts w:ascii="Times New Roman" w:eastAsia="Times New Roman" w:hAnsi="Times New Roman" w:cs="Times New Roman"/>
-          <w:sz w:val="28"/>
-          <w:szCs w:val="28"/>
-        </w:rPr>
-        <w:t>Балашов</w:t>
-      </w:r>
-      <w:proofErr w:type="spellEnd"/>
-      <w:r>
-        <w:rPr>
-          <w:rFonts w:ascii="Times New Roman" w:eastAsia="Times New Roman" w:hAnsi="Times New Roman" w:cs="Times New Roman"/>
-          <w:sz w:val="28"/>
-          <w:szCs w:val="28"/>
-        </w:rPr>
-        <w:t xml:space="preserve"> 2026 г</w:t>
+          <w:rFonts w:ascii="Times New Roman" w:hAnsi="Times New Roman" w:eastAsia="Times New Roman" w:cs="Times New Roman"/>
+          <w:sz w:val="28"/>
+          <w:szCs w:val="28"/>
+        </w:rPr>
+        <w:t>г. Балашов 2026 г</w:t>
       </w:r>
       <w:r>
         <w:t xml:space="preserve"> </w:t>
       </w:r>
     </w:p>
     <w:sectPr>
-      <w:footerReference w:type="default" r:id="rId7"/>
+      <w:footerReference r:id="rId5" w:type="default"/>
       <w:pgSz w:w="11906" w:h="16838"/>
       <w:pgMar w:top="1440" w:right="1225" w:bottom="1440" w:left="1702" w:header="720" w:footer="720" w:gutter="0"/>
       <w:pgNumType w:start="1"/>
-      <w:cols w:space="720"/>
+      <w:cols w:space="720" w:num="1"/>
     </w:sectPr>
   </w:body>
 </w:document>
 </file>
 
 <file path=word/endnotes.xml><?xml version="1.0" encoding="utf-8"?>
-<w:endnotes xmlns:wpc="http://schemas.microsoft.com/office/word/2010/wordprocessingCanvas" xmlns:cx="http://schemas.microsoft.com/office/drawing/2014/chartex" xmlns:cx1="http://schemas.microsoft.com/office/drawing/2015/9/8/chartex" xmlns:cx2="http://schemas.microsoft.com/office/drawing/2015/10/21/chartex" xmlns:cx3="http://schemas.microsoft.com/office/drawing/2016/5/9/chartex" xmlns:cx4="http://schemas.microsoft.com/office/drawing/2016/5/10/chartex" xmlns:cx5="http://schemas.microsoft.com/office/drawing/2016/5/11/chartex" xmlns:cx6="http://schemas.microsoft.com/office/drawing/2016/5/12/chartex" xmlns:cx7="http://schemas.microsoft.com/office/drawing/2016/5/13/chartex" xmlns:cx8="http://schemas.microsoft.com/office/drawing/2016/5/14/chartex" xmlns:mc="http://schemas.openxmlformats.org/markup-compatibility/2006" xmlns:aink="http://schemas.microsoft.com/office/drawing/2016/ink" xmlns:am3d="http://schemas.microsoft.com/office/drawing/2017/model3d" xmlns:o="urn:schemas-microsoft-com:office:office" xmlns:oel="http://schemas.microsoft.com/office/2019/extlst" xmlns:r="http://schemas.openxmlformats.org/officeDocument/2006/relationships" xmlns:m="http://schemas.openxmlformats.org/officeDocument/2006/math" xmlns:v="urn:schemas-microsoft-com:vml" xmlns:wp14="http://schemas.microsoft.com/office/word/2010/wordprocessingDrawing" xmlns:wp="http://schemas.openxmlformats.org/drawingml/2006/wordprocessingDrawing" xmlns:w10="urn:schemas-microsoft-com:office:word" xmlns:w="http://schemas.openxmlformats.org/wordprocessingml/2006/main" xmlns:w14="http://schemas.microsoft.com/office/word/2010/wordml" xmlns:w15="http://schemas.microsoft.com/office/word/2012/wordml" xmlns:w16cex="http://schemas.microsoft.com/office/word/2018/wordml/cex" xmlns:w16cid="http://schemas.microsoft.com/office/word/2016/wordml/cid" xmlns:w16="http://schemas.microsoft.com/office/word/2018/wordml" xmlns:w16du="http://schemas.microsoft.com/office/word/2023/wordml/word16du" xmlns:w16sdtdh="http://schemas.microsoft.com/office/word/2020/wordml/sdtdatahash" xmlns:w16sdtfl="http://schemas.microsoft.com/office/word/2024/wordml/sdtformatlock" xmlns:w16se="http://schemas.microsoft.com/office/word/2015/wordml/symex" xmlns:wpg="http://schemas.microsoft.com/office/word/2010/wordprocessingGroup" xmlns:wpi="http://schemas.microsoft.com/office/word/2010/wordprocessingInk" xmlns:wne="http://schemas.microsoft.com/office/word/2006/wordml" xmlns:wps="http://schemas.microsoft.com/office/word/2010/wordprocessingShape" mc:Ignorable="w14 w15 w16se w16cid w16 w16cex w16sdtdh w16sdtfl w16du wp14">
-  <w:endnote w:type="separator" w:id="-1">
-    <w:p>
-      <w:pPr>
-        <w:spacing w:after="0" w:line="240" w:lineRule="auto"/>
+<w:endnotes xmlns:wpc="http://schemas.microsoft.com/office/word/2010/wordprocessingCanvas" xmlns:mc="http://schemas.openxmlformats.org/markup-compatibility/2006" xmlns:o="urn:schemas-microsoft-com:office:office" xmlns:r="http://schemas.openxmlformats.org/officeDocument/2006/relationships" xmlns:m="http://schemas.openxmlformats.org/officeDocument/2006/math" xmlns:v="urn:schemas-microsoft-com:vml" xmlns:wp14="http://schemas.microsoft.com/office/word/2010/wordprocessingDrawing" xmlns:wp="http://schemas.openxmlformats.org/drawingml/2006/wordprocessingDrawing" xmlns:w="http://schemas.openxmlformats.org/wordprocessingml/2006/main" xmlns:w14="http://schemas.microsoft.com/office/word/2010/wordml" xmlns:w15="http://schemas.microsoft.com/office/word/2012/wordml" xmlns:w10="urn:schemas-microsoft-com:office:word" xmlns:wpg="http://schemas.microsoft.com/office/word/2010/wordprocessingGroup" xmlns:wpi="http://schemas.microsoft.com/office/word/2010/wordprocessingInk" xmlns:wne="http://schemas.microsoft.com/office/word/2006/wordml" xmlns:wps="http://schemas.microsoft.com/office/word/2010/wordprocessingShape" xmlns:wpsCustomData="http://www.wps.cn/officeDocument/2013/wpsCustomData" mc:Ignorable="w14 w15 wp14">
+  <w:endnote w:type="separator" w:id="0">
+    <w:p>
+      <w:pPr>
+        <w:spacing w:line="240" w:lineRule="auto"/>
       </w:pPr>
       <w:r>
         <w:separator/>
       </w:r>
     </w:p>
   </w:endnote>
-  <w:endnote w:type="continuationSeparator" w:id="0">
-    <w:p>
-      <w:pPr>
-        <w:spacing w:after="0" w:line="240" w:lineRule="auto"/>
+  <w:endnote w:type="continuationSeparator" w:id="1">
+    <w:p>
+      <w:pPr>
+        <w:spacing w:line="240" w:lineRule="auto"/>
       </w:pPr>
       <w:r>
         <w:continuationSeparator/>
@@ -769,27 +735,27 @@
 </file>
 
 <file path=word/footer1.xml><?xml version="1.0" encoding="utf-8"?>
-<w:ftr xmlns:wpc="http://schemas.microsoft.com/office/word/2010/wordprocessingCanvas" xmlns:cx="http://schemas.microsoft.com/office/drawing/2014/chartex" xmlns:cx1="http://schemas.microsoft.com/office/drawing/2015/9/8/chartex" xmlns:cx2="http://schemas.microsoft.com/office/drawing/2015/10/21/chartex" xmlns:cx3="http://schemas.microsoft.com/office/drawing/2016/5/9/chartex" xmlns:cx4="http://schemas.microsoft.com/office/drawing/2016/5/10/chartex" xmlns:cx5="http://schemas.microsoft.com/office/drawing/2016/5/11/chartex" xmlns:cx6="http://schemas.microsoft.com/office/drawing/2016/5/12/chartex" xmlns:cx7="http://schemas.microsoft.com/office/drawing/2016/5/13/chartex" xmlns:cx8="http://schemas.microsoft.com/office/drawing/2016/5/14/chartex" xmlns:mc="http://schemas.openxmlformats.org/markup-compatibility/2006" xmlns:aink="http://schemas.microsoft.com/office/drawing/2016/ink" xmlns:am3d="http://schemas.microsoft.com/office/drawing/2017/model3d" xmlns:o="urn:schemas-microsoft-com:office:office" xmlns:oel="http://schemas.microsoft.com/office/2019/extlst" xmlns:r="http://schemas.openxmlformats.org/officeDocument/2006/relationships" xmlns:m="http://schemas.openxmlformats.org/officeDocument/2006/math" xmlns:v="urn:schemas-microsoft-com:vml" xmlns:wp14="http://schemas.microsoft.com/office/word/2010/wordprocessingDrawing" xmlns:wp="http://schemas.openxmlformats.org/drawingml/2006/wordprocessingDrawing" xmlns:w10="urn:schemas-microsoft-com:office:word" xmlns:w="http://schemas.openxmlformats.org/wordprocessingml/2006/main" xmlns:w14="http://schemas.microsoft.com/office/word/2010/wordml" xmlns:w15="http://schemas.microsoft.com/office/word/2012/wordml" xmlns:w16cex="http://schemas.microsoft.com/office/word/2018/wordml/cex" xmlns:w16cid="http://schemas.microsoft.com/office/word/2016/wordml/cid" xmlns:w16="http://schemas.microsoft.com/office/word/2018/wordml" xmlns:w16du="http://schemas.microsoft.com/office/word/2023/wordml/word16du" xmlns:w16sdtdh="http://schemas.microsoft.com/office/word/2020/wordml/sdtdatahash" xmlns:w16sdtfl="http://schemas.microsoft.com/office/word/2024/wordml/sdtformatlock" xmlns:w16se="http://schemas.microsoft.com/office/word/2015/wordml/symex" xmlns:wpg="http://schemas.microsoft.com/office/word/2010/wordprocessingGroup" xmlns:wpi="http://schemas.microsoft.com/office/word/2010/wordprocessingInk" xmlns:wne="http://schemas.microsoft.com/office/word/2006/wordml" xmlns:wps="http://schemas.microsoft.com/office/word/2010/wordprocessingShape" mc:Ignorable="w14 w15 w16se w16cid w16 w16cex w16sdtdh w16sdtfl w16du wp14">
+<w:ftr xmlns:wpc="http://schemas.microsoft.com/office/word/2010/wordprocessingCanvas" xmlns:mc="http://schemas.openxmlformats.org/markup-compatibility/2006" xmlns:o="urn:schemas-microsoft-com:office:office" xmlns:r="http://schemas.openxmlformats.org/officeDocument/2006/relationships" xmlns:m="http://schemas.openxmlformats.org/officeDocument/2006/math" xmlns:v="urn:schemas-microsoft-com:vml" xmlns:wp14="http://schemas.microsoft.com/office/word/2010/wordprocessingDrawing" xmlns:wp="http://schemas.openxmlformats.org/drawingml/2006/wordprocessingDrawing" xmlns:w10="urn:schemas-microsoft-com:office:word" xmlns:w="http://schemas.openxmlformats.org/wordprocessingml/2006/main" xmlns:w14="http://schemas.microsoft.com/office/word/2010/wordml" xmlns:w15="http://schemas.microsoft.com/office/word/2012/wordml" xmlns:wpg="http://schemas.microsoft.com/office/word/2010/wordprocessingGroup" xmlns:wpi="http://schemas.microsoft.com/office/word/2010/wordprocessingInk" xmlns:wne="http://schemas.microsoft.com/office/word/2006/wordml" xmlns:wps="http://schemas.microsoft.com/office/word/2010/wordprocessingShape" xmlns:wpsCustomData="http://www.wps.cn/officeDocument/2013/wpsCustomData" mc:Ignorable="w14 w15 wp14">
   <w:p/>
 </w:ftr>
 </file>
 
 <file path=word/footnotes.xml><?xml version="1.0" encoding="utf-8"?>
-<w:footnotes xmlns:wpc="http://schemas.microsoft.com/office/word/2010/wordprocessingCanvas" xmlns:cx="http://schemas.microsoft.com/office/drawing/2014/chartex" xmlns:cx1="http://schemas.microsoft.com/office/drawing/2015/9/8/chartex" xmlns:cx2="http://schemas.microsoft.com/office/drawing/2015/10/21/chartex" xmlns:cx3="http://schemas.microsoft.com/office/drawing/2016/5/9/chartex" xmlns:cx4="http://schemas.microsoft.com/office/drawing/2016/5/10/chartex" xmlns:cx5="http://schemas.microsoft.com/office/drawing/2016/5/11/chartex" xmlns:cx6="http://schemas.microsoft.com/office/drawing/2016/5/12/chartex" xmlns:cx7="http://schemas.microsoft.com/office/drawing/2016/5/13/chartex" xmlns:cx8="http://schemas.microsoft.com/office/drawing/2016/5/14/chartex" xmlns:mc="http://schemas.openxmlformats.org/markup-compatibility/2006" xmlns:aink="http://schemas.microsoft.com/office/drawing/2016/ink" xmlns:am3d="http://schemas.microsoft.com/office/drawing/2017/model3d" xmlns:o="urn:schemas-microsoft-com:office:office" xmlns:oel="http://schemas.microsoft.com/office/2019/extlst" xmlns:r="http://schemas.openxmlformats.org/officeDocument/2006/relationships" xmlns:m="http://schemas.openxmlformats.org/officeDocument/2006/math" xmlns:v="urn:schemas-microsoft-com:vml" xmlns:wp14="http://schemas.microsoft.com/office/word/2010/wordprocessingDrawing" xmlns:wp="http://schemas.openxmlformats.org/drawingml/2006/wordprocessingDrawing" xmlns:w10="urn:schemas-microsoft-com:office:word" xmlns:w="http://schemas.openxmlformats.org/wordprocessingml/2006/main" xmlns:w14="http://schemas.microsoft.com/office/word/2010/wordml" xmlns:w15="http://schemas.microsoft.com/office/word/2012/wordml" xmlns:w16cex="http://schemas.microsoft.com/office/word/2018/wordml/cex" xmlns:w16cid="http://schemas.microsoft.com/office/word/2016/wordml/cid" xmlns:w16="http://schemas.microsoft.com/office/word/2018/wordml" xmlns:w16du="http://schemas.microsoft.com/office/word/2023/wordml/word16du" xmlns:w16sdtdh="http://schemas.microsoft.com/office/word/2020/wordml/sdtdatahash" xmlns:w16sdtfl="http://schemas.microsoft.com/office/word/2024/wordml/sdtformatlock" xmlns:w16se="http://schemas.microsoft.com/office/word/2015/wordml/symex" xmlns:wpg="http://schemas.microsoft.com/office/word/2010/wordprocessingGroup" xmlns:wpi="http://schemas.microsoft.com/office/word/2010/wordprocessingInk" xmlns:wne="http://schemas.microsoft.com/office/word/2006/wordml" xmlns:wps="http://schemas.microsoft.com/office/word/2010/wordprocessingShape" mc:Ignorable="w14 w15 w16se w16cid w16 w16cex w16sdtdh w16sdtfl w16du wp14">
-  <w:footnote w:type="separator" w:id="-1">
-    <w:p>
-      <w:pPr>
-        <w:spacing w:after="0" w:line="240" w:lineRule="auto"/>
+<w:footnotes xmlns:wpc="http://schemas.microsoft.com/office/word/2010/wordprocessingCanvas" xmlns:mc="http://schemas.openxmlformats.org/markup-compatibility/2006" xmlns:o="urn:schemas-microsoft-com:office:office" xmlns:r="http://schemas.openxmlformats.org/officeDocument/2006/relationships" xmlns:m="http://schemas.openxmlformats.org/officeDocument/2006/math" xmlns:v="urn:schemas-microsoft-com:vml" xmlns:wp14="http://schemas.microsoft.com/office/word/2010/wordprocessingDrawing" xmlns:wp="http://schemas.openxmlformats.org/drawingml/2006/wordprocessingDrawing" xmlns:w="http://schemas.openxmlformats.org/wordprocessingml/2006/main" xmlns:w14="http://schemas.microsoft.com/office/word/2010/wordml" xmlns:w15="http://schemas.microsoft.com/office/word/2012/wordml" xmlns:w10="urn:schemas-microsoft-com:office:word" xmlns:wpg="http://schemas.microsoft.com/office/word/2010/wordprocessingGroup" xmlns:wpi="http://schemas.microsoft.com/office/word/2010/wordprocessingInk" xmlns:wne="http://schemas.microsoft.com/office/word/2006/wordml" xmlns:wps="http://schemas.microsoft.com/office/word/2010/wordprocessingShape" xmlns:wpsCustomData="http://www.wps.cn/officeDocument/2013/wpsCustomData" mc:Ignorable="w14 w15 wp14">
+  <w:footnote w:type="separator" w:id="0">
+    <w:p>
+      <w:pPr>
+        <w:spacing w:before="0" w:after="0" w:line="259" w:lineRule="auto"/>
       </w:pPr>
       <w:r>
         <w:separator/>
       </w:r>
     </w:p>
   </w:footnote>
-  <w:footnote w:type="continuationSeparator" w:id="0">
-    <w:p>
-      <w:pPr>
-        <w:spacing w:after="0" w:line="240" w:lineRule="auto"/>
+  <w:footnote w:type="continuationSeparator" w:id="1">
+    <w:p>
+      <w:pPr>
+        <w:spacing w:before="0" w:after="0" w:line="259" w:lineRule="auto"/>
       </w:pPr>
       <w:r>
         <w:continuationSeparator/>
@@ -800,410 +766,187 @@
 </file>
 
 <file path=word/styles.xml><?xml version="1.0" encoding="utf-8"?>
-<w:styles xmlns:mc="http://schemas.openxmlformats.org/markup-compatibility/2006" xmlns:r="http://schemas.openxmlformats.org/officeDocument/2006/relationships" xmlns:w="http://schemas.openxmlformats.org/wordprocessingml/2006/main" xmlns:w14="http://schemas.microsoft.com/office/word/2010/wordml" xmlns:w15="http://schemas.microsoft.com/office/word/2012/wordml" xmlns:w16cex="http://schemas.microsoft.com/office/word/2018/wordml/cex" xmlns:w16cid="http://schemas.microsoft.com/office/word/2016/wordml/cid" xmlns:w16="http://schemas.microsoft.com/office/word/2018/wordml" xmlns:w16du="http://schemas.microsoft.com/office/word/2023/wordml/word16du" xmlns:w16sdtdh="http://schemas.microsoft.com/office/word/2020/wordml/sdtdatahash" xmlns:w16sdtfl="http://schemas.microsoft.com/office/word/2024/wordml/sdtformatlock" xmlns:w16se="http://schemas.microsoft.com/office/word/2015/wordml/symex" mc:Ignorable="w14 w15 w16se w16cid w16 w16cex w16sdtdh w16sdtfl w16du">
+<w:styles xmlns:mc="http://schemas.openxmlformats.org/markup-compatibility/2006" xmlns:o="urn:schemas-microsoft-com:office:office" xmlns:r="http://schemas.openxmlformats.org/officeDocument/2006/relationships" xmlns:m="http://schemas.openxmlformats.org/officeDocument/2006/math" xmlns:v="urn:schemas-microsoft-com:vml" xmlns:w="http://schemas.openxmlformats.org/wordprocessingml/2006/main" xmlns:w14="http://schemas.microsoft.com/office/word/2010/wordml" xmlns:w10="urn:schemas-microsoft-com:office:word" xmlns:sl="http://schemas.openxmlformats.org/schemaLibrary/2006/main" xmlns:wpsCustomData="http://www.wps.cn/officeDocument/2013/wpsCustomData" mc:Ignorable="w14">
   <w:docDefaults>
     <w:rPrDefault>
       <w:rPr>
-        <w:rFonts w:ascii="Calibri" w:eastAsia="Calibri" w:hAnsi="Calibri" w:cs="Calibri"/>
-        <w:sz w:val="22"/>
-        <w:szCs w:val="22"/>
-        <w:lang w:val="en" w:eastAsia="ru-RU" w:bidi="ar-SA"/>
+        <w:rFonts w:ascii="Calibri" w:hAnsi="Calibri" w:eastAsia="Calibri" w:cs="Calibri"/>
       </w:rPr>
     </w:rPrDefault>
-    <w:pPrDefault>
-      <w:pPr>
-        <w:spacing w:after="160" w:line="259" w:lineRule="auto"/>
-      </w:pPr>
-    </w:pPrDefault>
+    <w:pPrDefault/>
   </w:docDefaults>
-  <w:latentStyles w:defLockedState="0" w:defUIPriority="99" w:defSemiHidden="0" w:defUnhideWhenUsed="0" w:defQFormat="0" w:count="376">
-    <w:lsdException w:name="Normal" w:uiPriority="0" w:qFormat="1"/>
-    <w:lsdException w:name="heading 1" w:uiPriority="9" w:qFormat="1"/>
-    <w:lsdException w:name="heading 2" w:semiHidden="1" w:uiPriority="9" w:unhideWhenUsed="1" w:qFormat="1"/>
-    <w:lsdException w:name="heading 3" w:semiHidden="1" w:uiPriority="9" w:unhideWhenUsed="1" w:qFormat="1"/>
-    <w:lsdException w:name="heading 4" w:semiHidden="1" w:uiPriority="9" w:unhideWhenUsed="1" w:qFormat="1"/>
-    <w:lsdException w:name="heading 5" w:semiHidden="1" w:uiPriority="9" w:unhideWhenUsed="1" w:qFormat="1"/>
-    <w:lsdException w:name="heading 6" w:semiHidden="1" w:uiPriority="9" w:unhideWhenUsed="1" w:qFormat="1"/>
-    <w:lsdException w:name="heading 7" w:semiHidden="1" w:uiPriority="9" w:unhideWhenUsed="1" w:qFormat="1"/>
-    <w:lsdException w:name="heading 8" w:semiHidden="1" w:uiPriority="9" w:unhideWhenUsed="1" w:qFormat="1"/>
-    <w:lsdException w:name="heading 9" w:semiHidden="1" w:uiPriority="9" w:unhideWhenUsed="1" w:qFormat="1"/>
-    <w:lsdException w:name="index 1" w:semiHidden="1" w:unhideWhenUsed="1"/>
-    <w:lsdException w:name="index 2" w:semiHidden="1" w:unhideWhenUsed="1"/>
-    <w:lsdException w:name="index 3" w:semiHidden="1" w:unhideWhenUsed="1"/>
-    <w:lsdException w:name="index 4" w:semiHidden="1" w:unhideWhenUsed="1"/>
-    <w:lsdException w:name="index 5" w:semiHidden="1" w:unhideWhenUsed="1"/>
-    <w:lsdException w:name="index 6" w:semiHidden="1" w:unhideWhenUsed="1"/>
-    <w:lsdException w:name="index 7" w:semiHidden="1" w:unhideWhenUsed="1"/>
-    <w:lsdException w:name="index 8" w:semiHidden="1" w:unhideWhenUsed="1"/>
-    <w:lsdException w:name="index 9" w:semiHidden="1" w:unhideWhenUsed="1"/>
-    <w:lsdException w:name="toc 1" w:semiHidden="1" w:uiPriority="39" w:unhideWhenUsed="1"/>
-    <w:lsdException w:name="toc 2" w:semiHidden="1" w:uiPriority="39" w:unhideWhenUsed="1"/>
-    <w:lsdException w:name="toc 3" w:semiHidden="1" w:uiPriority="39" w:unhideWhenUsed="1"/>
-    <w:lsdException w:name="toc 4" w:semiHidden="1" w:uiPriority="39" w:unhideWhenUsed="1"/>
-    <w:lsdException w:name="toc 5" w:semiHidden="1" w:uiPriority="39" w:unhideWhenUsed="1"/>
-    <w:lsdException w:name="toc 6" w:semiHidden="1" w:uiPriority="39" w:unhideWhenUsed="1"/>
-    <w:lsdException w:name="toc 7" w:semiHidden="1" w:uiPriority="39" w:unhideWhenUsed="1"/>
-    <w:lsdException w:name="toc 8" w:semiHidden="1" w:uiPriority="39" w:unhideWhenUsed="1"/>
-    <w:lsdException w:name="toc 9" w:semiHidden="1" w:uiPriority="39" w:unhideWhenUsed="1"/>
-    <w:lsdException w:name="Normal Indent" w:semiHidden="1" w:unhideWhenUsed="1"/>
-    <w:lsdException w:name="footnote text" w:semiHidden="1" w:unhideWhenUsed="1"/>
-    <w:lsdException w:name="annotation text" w:semiHidden="1" w:unhideWhenUsed="1"/>
-    <w:lsdException w:name="header" w:semiHidden="1" w:unhideWhenUsed="1"/>
-    <w:lsdException w:name="footer" w:semiHidden="1" w:unhideWhenUsed="1"/>
-    <w:lsdException w:name="index heading" w:semiHidden="1" w:unhideWhenUsed="1"/>
-    <w:lsdException w:name="caption" w:semiHidden="1" w:uiPriority="35" w:unhideWhenUsed="1" w:qFormat="1"/>
-    <w:lsdException w:name="table of figures" w:semiHidden="1" w:unhideWhenUsed="1"/>
-    <w:lsdException w:name="envelope address" w:semiHidden="1" w:unhideWhenUsed="1"/>
-    <w:lsdException w:name="envelope return" w:semiHidden="1" w:unhideWhenUsed="1"/>
-    <w:lsdException w:name="footnote reference" w:semiHidden="1" w:unhideWhenUsed="1"/>
-    <w:lsdException w:name="annotation reference" w:semiHidden="1" w:unhideWhenUsed="1"/>
-    <w:lsdException w:name="line number" w:semiHidden="1" w:unhideWhenUsed="1"/>
-    <w:lsdException w:name="page number" w:semiHidden="1" w:unhideWhenUsed="1"/>
-    <w:lsdException w:name="endnote reference" w:semiHidden="1" w:unhideWhenUsed="1"/>
-    <w:lsdException w:name="endnote text" w:semiHidden="1" w:unhideWhenUsed="1"/>
-    <w:lsdException w:name="table of authorities" w:semiHidden="1" w:unhideWhenUsed="1"/>
-    <w:lsdException w:name="macro" w:semiHidden="1" w:unhideWhenUsed="1"/>
-    <w:lsdException w:name="toa heading" w:semiHidden="1" w:unhideWhenUsed="1"/>
-    <w:lsdException w:name="List" w:semiHidden="1" w:unhideWhenUsed="1"/>
-    <w:lsdException w:name="List Bullet" w:semiHidden="1" w:unhideWhenUsed="1"/>
-    <w:lsdException w:name="List Number" w:semiHidden="1" w:unhideWhenUsed="1"/>
-    <w:lsdException w:name="List 2" w:semiHidden="1" w:unhideWhenUsed="1"/>
-    <w:lsdException w:name="List 3" w:semiHidden="1" w:unhideWhenUsed="1"/>
-    <w:lsdException w:name="List 4" w:semiHidden="1" w:unhideWhenUsed="1"/>
-    <w:lsdException w:name="List 5" w:semiHidden="1" w:unhideWhenUsed="1"/>
-    <w:lsdException w:name="List Bullet 2" w:semiHidden="1" w:unhideWhenUsed="1"/>
-    <w:lsdException w:name="List Bullet 3" w:semiHidden="1" w:unhideWhenUsed="1"/>
-    <w:lsdException w:name="List Bullet 4" w:semiHidden="1" w:unhideWhenUsed="1"/>
-    <w:lsdException w:name="List Bullet 5" w:semiHidden="1" w:unhideWhenUsed="1"/>
-    <w:lsdException w:name="List Number 2" w:semiHidden="1" w:unhideWhenUsed="1"/>
-    <w:lsdException w:name="List Number 3" w:semiHidden="1" w:unhideWhenUsed="1"/>
-    <w:lsdException w:name="List Number 4" w:semiHidden="1" w:unhideWhenUsed="1"/>
-    <w:lsdException w:name="List Number 5" w:semiHidden="1" w:unhideWhenUsed="1"/>
-    <w:lsdException w:name="Title" w:uiPriority="10" w:qFormat="1"/>
-    <w:lsdException w:name="Closing" w:semiHidden="1" w:unhideWhenUsed="1"/>
-    <w:lsdException w:name="Signature" w:semiHidden="1" w:unhideWhenUsed="1"/>
-    <w:lsdException w:name="Default Paragraph Font" w:semiHidden="1" w:uiPriority="1" w:unhideWhenUsed="1"/>
-    <w:lsdException w:name="Body Text" w:semiHidden="1" w:unhideWhenUsed="1"/>
-    <w:lsdException w:name="Body Text Indent" w:semiHidden="1" w:unhideWhenUsed="1"/>
-    <w:lsdException w:name="List Continue" w:semiHidden="1" w:unhideWhenUsed="1"/>
-    <w:lsdException w:name="List Continue 2" w:semiHidden="1" w:unhideWhenUsed="1"/>
-    <w:lsdException w:name="List Continue 3" w:semiHidden="1" w:unhideWhenUsed="1"/>
-    <w:lsdException w:name="List Continue 4" w:semiHidden="1" w:unhideWhenUsed="1"/>
-    <w:lsdException w:name="List Continue 5" w:semiHidden="1" w:unhideWhenUsed="1"/>
-    <w:lsdException w:name="Message Header" w:semiHidden="1" w:unhideWhenUsed="1"/>
-    <w:lsdException w:name="Subtitle" w:uiPriority="11" w:qFormat="1"/>
-    <w:lsdException w:name="Salutation" w:semiHidden="1" w:unhideWhenUsed="1"/>
-    <w:lsdException w:name="Date" w:semiHidden="1" w:unhideWhenUsed="1"/>
-    <w:lsdException w:name="Body Text First Indent" w:semiHidden="1" w:unhideWhenUsed="1"/>
-    <w:lsdException w:name="Body Text First Indent 2" w:semiHidden="1" w:unhideWhenUsed="1"/>
-    <w:lsdException w:name="Note Heading" w:semiHidden="1" w:unhideWhenUsed="1"/>
-    <w:lsdException w:name="Body Text 2" w:semiHidden="1" w:unhideWhenUsed="1"/>
-    <w:lsdException w:name="Body Text 3" w:semiHidden="1" w:unhideWhenUsed="1"/>
-    <w:lsdException w:name="Body Text Indent 2" w:semiHidden="1" w:unhideWhenUsed="1"/>
-    <w:lsdException w:name="Body Text Indent 3" w:semiHidden="1" w:unhideWhenUsed="1"/>
-    <w:lsdException w:name="Block Text" w:semiHidden="1" w:unhideWhenUsed="1"/>
-    <w:lsdException w:name="Hyperlink" w:semiHidden="1" w:unhideWhenUsed="1"/>
-    <w:lsdException w:name="FollowedHyperlink" w:semiHidden="1" w:unhideWhenUsed="1"/>
-    <w:lsdException w:name="Strong" w:uiPriority="22" w:qFormat="1"/>
-    <w:lsdException w:name="Emphasis" w:uiPriority="20" w:qFormat="1"/>
-    <w:lsdException w:name="Document Map" w:semiHidden="1" w:unhideWhenUsed="1"/>
-    <w:lsdException w:name="Plain Text" w:semiHidden="1" w:unhideWhenUsed="1"/>
-    <w:lsdException w:name="E-mail Signature" w:semiHidden="1" w:unhideWhenUsed="1"/>
-    <w:lsdException w:name="HTML Top of Form" w:semiHidden="1" w:unhideWhenUsed="1"/>
-    <w:lsdException w:name="HTML Bottom of Form" w:semiHidden="1" w:unhideWhenUsed="1"/>
-    <w:lsdException w:name="Normal (Web)" w:semiHidden="1" w:unhideWhenUsed="1"/>
-    <w:lsdException w:name="HTML Acronym" w:semiHidden="1" w:unhideWhenUsed="1"/>
-    <w:lsdException w:name="HTML Address" w:semiHidden="1" w:unhideWhenUsed="1"/>
-    <w:lsdException w:name="HTML Cite" w:semiHidden="1" w:unhideWhenUsed="1"/>
-    <w:lsdException w:name="HTML Code" w:semiHidden="1" w:unhideWhenUsed="1"/>
-    <w:lsdException w:name="HTML Definition" w:semiHidden="1" w:unhideWhenUsed="1"/>
-    <w:lsdException w:name="HTML Keyboard" w:semiHidden="1" w:unhideWhenUsed="1"/>
-    <w:lsdException w:name="HTML Preformatted" w:semiHidden="1" w:unhideWhenUsed="1"/>
-    <w:lsdException w:name="HTML Sample" w:semiHidden="1" w:unhideWhenUsed="1"/>
-    <w:lsdException w:name="HTML Typewriter" w:semiHidden="1" w:unhideWhenUsed="1"/>
-    <w:lsdException w:name="HTML Variable" w:semiHidden="1" w:unhideWhenUsed="1"/>
-    <w:lsdException w:name="Normal Table" w:semiHidden="1" w:unhideWhenUsed="1"/>
-    <w:lsdException w:name="annotation subject" w:semiHidden="1" w:unhideWhenUsed="1"/>
-    <w:lsdException w:name="No List" w:semiHidden="1" w:unhideWhenUsed="1"/>
-    <w:lsdException w:name="Outline List 1" w:semiHidden="1" w:unhideWhenUsed="1"/>
-    <w:lsdException w:name="Outline List 2" w:semiHidden="1" w:unhideWhenUsed="1"/>
-    <w:lsdException w:name="Outline List 3" w:semiHidden="1" w:unhideWhenUsed="1"/>
-    <w:lsdException w:name="Table Simple 1" w:semiHidden="1" w:unhideWhenUsed="1"/>
-    <w:lsdException w:name="Table Simple 2" w:semiHidden="1" w:unhideWhenUsed="1"/>
-    <w:lsdException w:name="Table Simple 3" w:semiHidden="1" w:unhideWhenUsed="1"/>
-    <w:lsdException w:name="Table Classic 1" w:semiHidden="1" w:unhideWhenUsed="1"/>
-    <w:lsdException w:name="Table Classic 2" w:semiHidden="1" w:unhideWhenUsed="1"/>
-    <w:lsdException w:name="Table Classic 3" w:semiHidden="1" w:unhideWhenUsed="1"/>
-    <w:lsdException w:name="Table Classic 4" w:semiHidden="1" w:unhideWhenUsed="1"/>
-    <w:lsdException w:name="Table Colorful 1" w:semiHidden="1" w:unhideWhenUsed="1"/>
-    <w:lsdException w:name="Table Colorful 2" w:semiHidden="1" w:unhideWhenUsed="1"/>
-    <w:lsdException w:name="Table Colorful 3" w:semiHidden="1" w:unhideWhenUsed="1"/>
-    <w:lsdException w:name="Table Columns 1" w:semiHidden="1" w:unhideWhenUsed="1"/>
-    <w:lsdException w:name="Table Columns 2" w:semiHidden="1" w:unhideWhenUsed="1"/>
-    <w:lsdException w:name="Table Columns 3" w:semiHidden="1" w:unhideWhenUsed="1"/>
-    <w:lsdException w:name="Table Columns 4" w:semiHidden="1" w:unhideWhenUsed="1"/>
-    <w:lsdException w:name="Table Columns 5" w:semiHidden="1" w:unhideWhenUsed="1"/>
-    <w:lsdException w:name="Table Grid 1" w:semiHidden="1" w:unhideWhenUsed="1"/>
-    <w:lsdException w:name="Table Grid 2" w:semiHidden="1" w:unhideWhenUsed="1"/>
-    <w:lsdException w:name="Table Grid 3" w:semiHidden="1" w:unhideWhenUsed="1"/>
-    <w:lsdException w:name="Table Grid 4" w:semiHidden="1" w:unhideWhenUsed="1"/>
-    <w:lsdException w:name="Table Grid 5" w:semiHidden="1" w:unhideWhenUsed="1"/>
-    <w:lsdException w:name="Table Grid 6" w:semiHidden="1" w:unhideWhenUsed="1"/>
-    <w:lsdException w:name="Table Grid 7" w:semiHidden="1" w:unhideWhenUsed="1"/>
-    <w:lsdException w:name="Table Grid 8" w:semiHidden="1" w:unhideWhenUsed="1"/>
-    <w:lsdException w:name="Table List 1" w:semiHidden="1" w:unhideWhenUsed="1"/>
-    <w:lsdException w:name="Table List 2" w:semiHidden="1" w:unhideWhenUsed="1"/>
-    <w:lsdException w:name="Table List 3" w:semiHidden="1" w:unhideWhenUsed="1"/>
-    <w:lsdException w:name="Table List 4" w:semiHidden="1" w:unhideWhenUsed="1"/>
-    <w:lsdException w:name="Table List 5" w:semiHidden="1" w:unhideWhenUsed="1"/>
-    <w:lsdException w:name="Table List 6" w:semiHidden="1" w:unhideWhenUsed="1"/>
-    <w:lsdException w:name="Table List 7" w:semiHidden="1" w:unhideWhenUsed="1"/>
-    <w:lsdException w:name="Table List 8" w:semiHidden="1" w:unhideWhenUsed="1"/>
-    <w:lsdException w:name="Table 3D effects 1" w:semiHidden="1" w:unhideWhenUsed="1"/>
-    <w:lsdException w:name="Table 3D effects 2" w:semiHidden="1" w:unhideWhenUsed="1"/>
-    <w:lsdException w:name="Table 3D effects 3" w:semiHidden="1" w:unhideWhenUsed="1"/>
-    <w:lsdException w:name="Table Contemporary" w:semiHidden="1" w:unhideWhenUsed="1"/>
-    <w:lsdException w:name="Table Elegant" w:semiHidden="1" w:unhideWhenUsed="1"/>
-    <w:lsdException w:name="Table Professional" w:semiHidden="1" w:unhideWhenUsed="1"/>
-    <w:lsdException w:name="Table Subtle 1" w:semiHidden="1" w:unhideWhenUsed="1"/>
-    <w:lsdException w:name="Table Subtle 2" w:semiHidden="1" w:unhideWhenUsed="1"/>
-    <w:lsdException w:name="Table Web 1" w:semiHidden="1" w:unhideWhenUsed="1"/>
-    <w:lsdException w:name="Table Web 2" w:semiHidden="1" w:unhideWhenUsed="1"/>
-    <w:lsdException w:name="Table Web 3" w:semiHidden="1" w:unhideWhenUsed="1"/>
-    <w:lsdException w:name="Balloon Text" w:semiHidden="1" w:unhideWhenUsed="1"/>
-    <w:lsdException w:name="Table Grid" w:uiPriority="39"/>
-    <w:lsdException w:name="Table Theme" w:semiHidden="1" w:unhideWhenUsed="1"/>
-    <w:lsdException w:name="Placeholder Text" w:semiHidden="1"/>
-    <w:lsdException w:name="No Spacing" w:uiPriority="1" w:qFormat="1"/>
-    <w:lsdException w:name="Light Shading" w:uiPriority="60"/>
-    <w:lsdException w:name="Light List" w:uiPriority="61"/>
-    <w:lsdException w:name="Light Grid" w:uiPriority="62"/>
-    <w:lsdException w:name="Medium Shading 1" w:uiPriority="63"/>
-    <w:lsdException w:name="Medium Shading 2" w:uiPriority="64"/>
-    <w:lsdException w:name="Medium List 1" w:uiPriority="65"/>
-    <w:lsdException w:name="Medium List 2" w:uiPriority="66"/>
-    <w:lsdException w:name="Medium Grid 1" w:uiPriority="67"/>
-    <w:lsdException w:name="Medium Grid 2" w:uiPriority="68"/>
-    <w:lsdException w:name="Medium Grid 3" w:uiPriority="69"/>
-    <w:lsdException w:name="Dark List" w:uiPriority="70"/>
-    <w:lsdException w:name="Colorful Shading" w:uiPriority="71"/>
-    <w:lsdException w:name="Colorful List" w:uiPriority="72"/>
-    <w:lsdException w:name="Colorful Grid" w:uiPriority="73"/>
-    <w:lsdException w:name="Light Shading Accent 1" w:uiPriority="60"/>
-    <w:lsdException w:name="Light List Accent 1" w:uiPriority="61"/>
-    <w:lsdException w:name="Light Grid Accent 1" w:uiPriority="62"/>
-    <w:lsdException w:name="Medium Shading 1 Accent 1" w:uiPriority="63"/>
-    <w:lsdException w:name="Medium Shading 2 Accent 1" w:uiPriority="64"/>
-    <w:lsdException w:name="Medium List 1 Accent 1" w:uiPriority="65"/>
-    <w:lsdException w:name="Revision" w:semiHidden="1"/>
-    <w:lsdException w:name="List Paragraph" w:uiPriority="34" w:qFormat="1"/>
-    <w:lsdException w:name="Quote" w:uiPriority="29" w:qFormat="1"/>
-    <w:lsdException w:name="Intense Quote" w:uiPriority="30" w:qFormat="1"/>
-    <w:lsdException w:name="Medium List 2 Accent 1" w:uiPriority="66"/>
-    <w:lsdException w:name="Medium Grid 1 Accent 1" w:uiPriority="67"/>
-    <w:lsdException w:name="Medium Grid 2 Accent 1" w:uiPriority="68"/>
-    <w:lsdException w:name="Medium Grid 3 Accent 1" w:uiPriority="69"/>
-    <w:lsdException w:name="Dark List Accent 1" w:uiPriority="70"/>
-    <w:lsdException w:name="Colorful Shading Accent 1" w:uiPriority="71"/>
-    <w:lsdException w:name="Colorful List Accent 1" w:uiPriority="72"/>
-    <w:lsdException w:name="Colorful Grid Accent 1" w:uiPriority="73"/>
-    <w:lsdException w:name="Light Shading Accent 2" w:uiPriority="60"/>
-    <w:lsdException w:name="Light List Accent 2" w:uiPriority="61"/>
-    <w:lsdException w:name="Light Grid Accent 2" w:uiPriority="62"/>
-    <w:lsdException w:name="Medium Shading 1 Accent 2" w:uiPriority="63"/>
-    <w:lsdException w:name="Medium Shading 2 Accent 2" w:uiPriority="64"/>
-    <w:lsdException w:name="Medium List 1 Accent 2" w:uiPriority="65"/>
-    <w:lsdException w:name="Medium List 2 Accent 2" w:uiPriority="66"/>
-    <w:lsdException w:name="Medium Grid 1 Accent 2" w:uiPriority="67"/>
-    <w:lsdException w:name="Medium Grid 2 Accent 2" w:uiPriority="68"/>
-    <w:lsdException w:name="Medium Grid 3 Accent 2" w:uiPriority="69"/>
-    <w:lsdException w:name="Dark List Accent 2" w:uiPriority="70"/>
-    <w:lsdException w:name="Colorful Shading Accent 2" w:uiPriority="71"/>
-    <w:lsdException w:name="Colorful List Accent 2" w:uiPriority="72"/>
-    <w:lsdException w:name="Colorful Grid Accent 2" w:uiPriority="73"/>
-    <w:lsdException w:name="Light Shading Accent 3" w:uiPriority="60"/>
-    <w:lsdException w:name="Light List Accent 3" w:uiPriority="61"/>
-    <w:lsdException w:name="Light Grid Accent 3" w:uiPriority="62"/>
-    <w:lsdException w:name="Medium Shading 1 Accent 3" w:uiPriority="63"/>
-    <w:lsdException w:name="Medium Shading 2 Accent 3" w:uiPriority="64"/>
-    <w:lsdException w:name="Medium List 1 Accent 3" w:uiPriority="65"/>
-    <w:lsdException w:name="Medium List 2 Accent 3" w:uiPriority="66"/>
-    <w:lsdException w:name="Medium Grid 1 Accent 3" w:uiPriority="67"/>
-    <w:lsdException w:name="Medium Grid 2 Accent 3" w:uiPriority="68"/>
-    <w:lsdException w:name="Medium Grid 3 Accent 3" w:uiPriority="69"/>
-    <w:lsdException w:name="Dark List Accent 3" w:uiPriority="70"/>
-    <w:lsdException w:name="Colorful Shading Accent 3" w:uiPriority="71"/>
-    <w:lsdException w:name="Colorful List Accent 3" w:uiPriority="72"/>
-    <w:lsdException w:name="Colorful Grid Accent 3" w:uiPriority="73"/>
-    <w:lsdException w:name="Light Shading Accent 4" w:uiPriority="60"/>
-    <w:lsdException w:name="Light List Accent 4" w:uiPriority="61"/>
-    <w:lsdException w:name="Light Grid Accent 4" w:uiPriority="62"/>
-    <w:lsdException w:name="Medium Shading 1 Accent 4" w:uiPriority="63"/>
-    <w:lsdException w:name="Medium Shading 2 Accent 4" w:uiPriority="64"/>
-    <w:lsdException w:name="Medium List 1 Accent 4" w:uiPriority="65"/>
-    <w:lsdException w:name="Medium List 2 Accent 4" w:uiPriority="66"/>
-    <w:lsdException w:name="Medium Grid 1 Accent 4" w:uiPriority="67"/>
-    <w:lsdException w:name="Medium Grid 2 Accent 4" w:uiPriority="68"/>
-    <w:lsdException w:name="Medium Grid 3 Accent 4" w:uiPriority="69"/>
-    <w:lsdException w:name="Dark List Accent 4" w:uiPriority="70"/>
-    <w:lsdException w:name="Colorful Shading Accent 4" w:uiPriority="71"/>
-    <w:lsdException w:name="Colorful List Accent 4" w:uiPriority="72"/>
-    <w:lsdException w:name="Colorful Grid Accent 4" w:uiPriority="73"/>
-    <w:lsdException w:name="Light Shading Accent 5" w:uiPriority="60"/>
-    <w:lsdException w:name="Light List Accent 5" w:uiPriority="61"/>
-    <w:lsdException w:name="Light Grid Accent 5" w:uiPriority="62"/>
-    <w:lsdException w:name="Medium Shading 1 Accent 5" w:uiPriority="63"/>
-    <w:lsdException w:name="Medium Shading 2 Accent 5" w:uiPriority="64"/>
-    <w:lsdException w:name="Medium List 1 Accent 5" w:uiPriority="65"/>
-    <w:lsdException w:name="Medium List 2 Accent 5" w:uiPriority="66"/>
-    <w:lsdException w:name="Medium Grid 1 Accent 5" w:uiPriority="67"/>
-    <w:lsdException w:name="Medium Grid 2 Accent 5" w:uiPriority="68"/>
-    <w:lsdException w:name="Medium Grid 3 Accent 5" w:uiPriority="69"/>
-    <w:lsdException w:name="Dark List Accent 5" w:uiPriority="70"/>
-    <w:lsdException w:name="Colorful Shading Accent 5" w:uiPriority="71"/>
-    <w:lsdException w:name="Colorful List Accent 5" w:uiPriority="72"/>
-    <w:lsdException w:name="Colorful Grid Accent 5" w:uiPriority="73"/>
-    <w:lsdException w:name="Light Shading Accent 6" w:uiPriority="60"/>
-    <w:lsdException w:name="Light List Accent 6" w:uiPriority="61"/>
-    <w:lsdException w:name="Light Grid Accent 6" w:uiPriority="62"/>
-    <w:lsdException w:name="Medium Shading 1 Accent 6" w:uiPriority="63"/>
-    <w:lsdException w:name="Medium Shading 2 Accent 6" w:uiPriority="64"/>
-    <w:lsdException w:name="Medium List 1 Accent 6" w:uiPriority="65"/>
-    <w:lsdException w:name="Medium List 2 Accent 6" w:uiPriority="66"/>
-    <w:lsdException w:name="Medium Grid 1 Accent 6" w:uiPriority="67"/>
-    <w:lsdException w:name="Medium Grid 2 Accent 6" w:uiPriority="68"/>
-    <w:lsdException w:name="Medium Grid 3 Accent 6" w:uiPriority="69"/>
-    <w:lsdException w:name="Dark List Accent 6" w:uiPriority="70"/>
-    <w:lsdException w:name="Colorful Shading Accent 6" w:uiPriority="71"/>
-    <w:lsdException w:name="Colorful List Accent 6" w:uiPriority="72"/>
-    <w:lsdException w:name="Colorful Grid Accent 6" w:uiPriority="73"/>
-    <w:lsdException w:name="Subtle Emphasis" w:uiPriority="19" w:qFormat="1"/>
-    <w:lsdException w:name="Intense Emphasis" w:uiPriority="21" w:qFormat="1"/>
-    <w:lsdException w:name="Subtle Reference" w:uiPriority="31" w:qFormat="1"/>
-    <w:lsdException w:name="Intense Reference" w:uiPriority="32" w:qFormat="1"/>
-    <w:lsdException w:name="Book Title" w:uiPriority="33" w:qFormat="1"/>
-    <w:lsdException w:name="Bibliography" w:semiHidden="1" w:uiPriority="37" w:unhideWhenUsed="1"/>
-    <w:lsdException w:name="TOC Heading" w:semiHidden="1" w:uiPriority="39" w:unhideWhenUsed="1" w:qFormat="1"/>
-    <w:lsdException w:name="Plain Table 1" w:uiPriority="41"/>
-    <w:lsdException w:name="Plain Table 2" w:uiPriority="42"/>
-    <w:lsdException w:name="Plain Table 3" w:uiPriority="43"/>
-    <w:lsdException w:name="Plain Table 4" w:uiPriority="44"/>
-    <w:lsdException w:name="Plain Table 5" w:uiPriority="45"/>
-    <w:lsdException w:name="Grid Table Light" w:uiPriority="40"/>
-    <w:lsdException w:name="Grid Table 1 Light" w:uiPriority="46"/>
-    <w:lsdException w:name="Grid Table 2" w:uiPriority="47"/>
-    <w:lsdException w:name="Grid Table 3" w:uiPriority="48"/>
-    <w:lsdException w:name="Grid Table 4" w:uiPriority="49"/>
-    <w:lsdException w:name="Grid Table 5 Dark" w:uiPriority="50"/>
-    <w:lsdException w:name="Grid Table 6 Colorful" w:uiPriority="51"/>
-    <w:lsdException w:name="Grid Table 7 Colorful" w:uiPriority="52"/>
-    <w:lsdException w:name="Grid Table 1 Light Accent 1" w:uiPriority="46"/>
-    <w:lsdException w:name="Grid Table 2 Accent 1" w:uiPriority="47"/>
-    <w:lsdException w:name="Grid Table 3 Accent 1" w:uiPriority="48"/>
-    <w:lsdException w:name="Grid Table 4 Accent 1" w:uiPriority="49"/>
-    <w:lsdException w:name="Grid Table 5 Dark Accent 1" w:uiPriority="50"/>
-    <w:lsdException w:name="Grid Table 6 Colorful Accent 1" w:uiPriority="51"/>
-    <w:lsdException w:name="Grid Table 7 Colorful Accent 1" w:uiPriority="52"/>
-    <w:lsdException w:name="Grid Table 1 Light Accent 2" w:uiPriority="46"/>
-    <w:lsdException w:name="Grid Table 2 Accent 2" w:uiPriority="47"/>
-    <w:lsdException w:name="Grid Table 3 Accent 2" w:uiPriority="48"/>
-    <w:lsdException w:name="Grid Table 4 Accent 2" w:uiPriority="49"/>
-    <w:lsdException w:name="Grid Table 5 Dark Accent 2" w:uiPriority="50"/>
-    <w:lsdException w:name="Grid Table 6 Colorful Accent 2" w:uiPriority="51"/>
-    <w:lsdException w:name="Grid Table 7 Colorful Accent 2" w:uiPriority="52"/>
-    <w:lsdException w:name="Grid Table 1 Light Accent 3" w:uiPriority="46"/>
-    <w:lsdException w:name="Grid Table 2 Accent 3" w:uiPriority="47"/>
-    <w:lsdException w:name="Grid Table 3 Accent 3" w:uiPriority="48"/>
-    <w:lsdException w:name="Grid Table 4 Accent 3" w:uiPriority="49"/>
-    <w:lsdException w:name="Grid Table 5 Dark Accent 3" w:uiPriority="50"/>
-    <w:lsdException w:name="Grid Table 6 Colorful Accent 3" w:uiPriority="51"/>
-    <w:lsdException w:name="Grid Table 7 Colorful Accent 3" w:uiPriority="52"/>
-    <w:lsdException w:name="Grid Table 1 Light Accent 4" w:uiPriority="46"/>
-    <w:lsdException w:name="Grid Table 2 Accent 4" w:uiPriority="47"/>
-    <w:lsdException w:name="Grid Table 3 Accent 4" w:uiPriority="48"/>
-    <w:lsdException w:name="Grid Table 4 Accent 4" w:uiPriority="49"/>
-    <w:lsdException w:name="Grid Table 5 Dark Accent 4" w:uiPriority="50"/>
-    <w:lsdException w:name="Grid Table 6 Colorful Accent 4" w:uiPriority="51"/>
-    <w:lsdException w:name="Grid Table 7 Colorful Accent 4" w:uiPriority="52"/>
-    <w:lsdException w:name="Grid Table 1 Light Accent 5" w:uiPriority="46"/>
-    <w:lsdException w:name="Grid Table 2 Accent 5" w:uiPriority="47"/>
-    <w:lsdException w:name="Grid Table 3 Accent 5" w:uiPriority="48"/>
-    <w:lsdException w:name="Grid Table 4 Accent 5" w:uiPriority="49"/>
-    <w:lsdException w:name="Grid Table 5 Dark Accent 5" w:uiPriority="50"/>
-    <w:lsdException w:name="Grid Table 6 Colorful Accent 5" w:uiPriority="51"/>
-    <w:lsdException w:name="Grid Table 7 Colorful Accent 5" w:uiPriority="52"/>
-    <w:lsdException w:name="Grid Table 1 Light Accent 6" w:uiPriority="46"/>
-    <w:lsdException w:name="Grid Table 2 Accent 6" w:uiPriority="47"/>
-    <w:lsdException w:name="Grid Table 3 Accent 6" w:uiPriority="48"/>
-    <w:lsdException w:name="Grid Table 4 Accent 6" w:uiPriority="49"/>
-    <w:lsdException w:name="Grid Table 5 Dark Accent 6" w:uiPriority="50"/>
-    <w:lsdException w:name="Grid Table 6 Colorful Accent 6" w:uiPriority="51"/>
-    <w:lsdException w:name="Grid Table 7 Colorful Accent 6" w:uiPriority="52"/>
-    <w:lsdException w:name="List Table 1 Light" w:uiPriority="46"/>
-    <w:lsdException w:name="List Table 2" w:uiPriority="47"/>
-    <w:lsdException w:name="List Table 3" w:uiPriority="48"/>
-    <w:lsdException w:name="List Table 4" w:uiPriority="49"/>
-    <w:lsdException w:name="List Table 5 Dark" w:uiPriority="50"/>
-    <w:lsdException w:name="List Table 6 Colorful" w:uiPriority="51"/>
-    <w:lsdException w:name="List Table 7 Colorful" w:uiPriority="52"/>
-    <w:lsdException w:name="List Table 1 Light Accent 1" w:uiPriority="46"/>
-    <w:lsdException w:name="List Table 2 Accent 1" w:uiPriority="47"/>
-    <w:lsdException w:name="List Table 3 Accent 1" w:uiPriority="48"/>
-    <w:lsdException w:name="List Table 4 Accent 1" w:uiPriority="49"/>
-    <w:lsdException w:name="List Table 5 Dark Accent 1" w:uiPriority="50"/>
-    <w:lsdException w:name="List Table 6 Colorful Accent 1" w:uiPriority="51"/>
-    <w:lsdException w:name="List Table 7 Colorful Accent 1" w:uiPriority="52"/>
-    <w:lsdException w:name="List Table 1 Light Accent 2" w:uiPriority="46"/>
-    <w:lsdException w:name="List Table 2 Accent 2" w:uiPriority="47"/>
-    <w:lsdException w:name="List Table 3 Accent 2" w:uiPriority="48"/>
-    <w:lsdException w:name="List Table 4 Accent 2" w:uiPriority="49"/>
-    <w:lsdException w:name="List Table 5 Dark Accent 2" w:uiPriority="50"/>
-    <w:lsdException w:name="List Table 6 Colorful Accent 2" w:uiPriority="51"/>
-    <w:lsdException w:name="List Table 7 Colorful Accent 2" w:uiPriority="52"/>
-    <w:lsdException w:name="List Table 1 Light Accent 3" w:uiPriority="46"/>
-    <w:lsdException w:name="List Table 2 Accent 3" w:uiPriority="47"/>
-    <w:lsdException w:name="List Table 3 Accent 3" w:uiPriority="48"/>
-    <w:lsdException w:name="List Table 4 Accent 3" w:uiPriority="49"/>
-    <w:lsdException w:name="List Table 5 Dark Accent 3" w:uiPriority="50"/>
-    <w:lsdException w:name="List Table 6 Colorful Accent 3" w:uiPriority="51"/>
-    <w:lsdException w:name="List Table 7 Colorful Accent 3" w:uiPriority="52"/>
-    <w:lsdException w:name="List Table 1 Light Accent 4" w:uiPriority="46"/>
-    <w:lsdException w:name="List Table 2 Accent 4" w:uiPriority="47"/>
-    <w:lsdException w:name="List Table 3 Accent 4" w:uiPriority="48"/>
-    <w:lsdException w:name="List Table 4 Accent 4" w:uiPriority="49"/>
-    <w:lsdException w:name="List Table 5 Dark Accent 4" w:uiPriority="50"/>
-    <w:lsdException w:name="List Table 6 Colorful Accent 4" w:uiPriority="51"/>
-    <w:lsdException w:name="List Table 7 Colorful Accent 4" w:uiPriority="52"/>
-    <w:lsdException w:name="List Table 1 Light Accent 5" w:uiPriority="46"/>
-    <w:lsdException w:name="List Table 2 Accent 5" w:uiPriority="47"/>
-    <w:lsdException w:name="List Table 3 Accent 5" w:uiPriority="48"/>
-    <w:lsdException w:name="List Table 4 Accent 5" w:uiPriority="49"/>
-    <w:lsdException w:name="List Table 5 Dark Accent 5" w:uiPriority="50"/>
-    <w:lsdException w:name="List Table 6 Colorful Accent 5" w:uiPriority="51"/>
-    <w:lsdException w:name="List Table 7 Colorful Accent 5" w:uiPriority="52"/>
-    <w:lsdException w:name="List Table 1 Light Accent 6" w:uiPriority="46"/>
-    <w:lsdException w:name="List Table 2 Accent 6" w:uiPriority="47"/>
-    <w:lsdException w:name="List Table 3 Accent 6" w:uiPriority="48"/>
-    <w:lsdException w:name="List Table 4 Accent 6" w:uiPriority="49"/>
-    <w:lsdException w:name="List Table 5 Dark Accent 6" w:uiPriority="50"/>
-    <w:lsdException w:name="List Table 6 Colorful Accent 6" w:uiPriority="51"/>
-    <w:lsdException w:name="List Table 7 Colorful Accent 6" w:uiPriority="52"/>
-    <w:lsdException w:name="Mention" w:semiHidden="1" w:unhideWhenUsed="1"/>
-    <w:lsdException w:name="Smart Hyperlink" w:semiHidden="1" w:unhideWhenUsed="1"/>
-    <w:lsdException w:name="Hashtag" w:semiHidden="1" w:unhideWhenUsed="1"/>
-    <w:lsdException w:name="Unresolved Mention" w:semiHidden="1" w:unhideWhenUsed="1"/>
-    <w:lsdException w:name="Smart Link" w:semiHidden="1" w:unhideWhenUsed="1"/>
+  <w:latentStyles w:count="260" w:defQFormat="0" w:defUnhideWhenUsed="1" w:defSemiHidden="1" w:defUIPriority="99" w:defLockedState="0">
+    <w:lsdException w:qFormat="1" w:unhideWhenUsed="0" w:uiPriority="0" w:semiHidden="0" w:name="Normal"/>
+    <w:lsdException w:qFormat="1" w:unhideWhenUsed="0" w:uiPriority="9" w:semiHidden="0" w:name="heading 1"/>
+    <w:lsdException w:qFormat="1" w:uiPriority="9" w:name="heading 2"/>
+    <w:lsdException w:qFormat="1" w:uiPriority="9" w:name="heading 3"/>
+    <w:lsdException w:qFormat="1" w:uiPriority="9" w:name="heading 4"/>
+    <w:lsdException w:qFormat="1" w:uiPriority="9" w:name="heading 5"/>
+    <w:lsdException w:qFormat="1" w:uiPriority="9" w:name="heading 6"/>
+    <w:lsdException w:qFormat="1" w:uiPriority="9" w:name="heading 7"/>
+    <w:lsdException w:qFormat="1" w:uiPriority="9" w:name="heading 8"/>
+    <w:lsdException w:qFormat="1" w:uiPriority="9" w:name="heading 9"/>
+    <w:lsdException w:uiPriority="99" w:name="index 1"/>
+    <w:lsdException w:uiPriority="99" w:name="index 2"/>
+    <w:lsdException w:uiPriority="99" w:name="index 3"/>
+    <w:lsdException w:uiPriority="99" w:name="index 4"/>
+    <w:lsdException w:uiPriority="99" w:name="index 5"/>
+    <w:lsdException w:uiPriority="99" w:name="index 6"/>
+    <w:lsdException w:uiPriority="99" w:name="index 7"/>
+    <w:lsdException w:uiPriority="99" w:name="index 8"/>
+    <w:lsdException w:uiPriority="99" w:name="index 9"/>
+    <w:lsdException w:uiPriority="39" w:name="toc 1"/>
+    <w:lsdException w:uiPriority="39" w:name="toc 2"/>
+    <w:lsdException w:uiPriority="39" w:name="toc 3"/>
+    <w:lsdException w:uiPriority="39" w:name="toc 4"/>
+    <w:lsdException w:uiPriority="39" w:name="toc 5"/>
+    <w:lsdException w:uiPriority="39" w:name="toc 6"/>
+    <w:lsdException w:uiPriority="39" w:name="toc 7"/>
+    <w:lsdException w:uiPriority="39" w:name="toc 8"/>
+    <w:lsdException w:uiPriority="39" w:name="toc 9"/>
+    <w:lsdException w:uiPriority="99" w:name="Normal Indent"/>
+    <w:lsdException w:uiPriority="99" w:name="footnote text"/>
+    <w:lsdException w:uiPriority="99" w:name="annotation text"/>
+    <w:lsdException w:uiPriority="99" w:name="header"/>
+    <w:lsdException w:uiPriority="99" w:name="footer"/>
+    <w:lsdException w:uiPriority="99" w:name="index heading"/>
+    <w:lsdException w:qFormat="1" w:uiPriority="35" w:name="caption"/>
+    <w:lsdException w:uiPriority="99" w:name="table of figures"/>
+    <w:lsdException w:uiPriority="99" w:name="envelope address"/>
+    <w:lsdException w:uiPriority="99" w:name="envelope return"/>
+    <w:lsdException w:uiPriority="99" w:name="footnote reference"/>
+    <w:lsdException w:uiPriority="99" w:name="annotation reference"/>
+    <w:lsdException w:uiPriority="99" w:name="line number"/>
+    <w:lsdException w:uiPriority="99" w:name="page number"/>
+    <w:lsdException w:uiPriority="99" w:name="endnote reference"/>
+    <w:lsdException w:uiPriority="99" w:name="endnote text"/>
+    <w:lsdException w:uiPriority="99" w:name="table of authorities"/>
+    <w:lsdException w:uiPriority="99" w:name="macro"/>
+    <w:lsdException w:uiPriority="99" w:name="toa heading"/>
+    <w:lsdException w:uiPriority="99" w:name="List"/>
+    <w:lsdException w:uiPriority="99" w:name="List Bullet"/>
+    <w:lsdException w:uiPriority="99" w:name="List Number"/>
+    <w:lsdException w:uiPriority="99" w:name="List 2"/>
+    <w:lsdException w:uiPriority="99" w:name="List 3"/>
+    <w:lsdException w:uiPriority="99" w:name="List 4"/>
+    <w:lsdException w:uiPriority="99" w:name="List 5"/>
+    <w:lsdException w:uiPriority="99" w:name="List Bullet 2"/>
+    <w:lsdException w:uiPriority="99" w:name="List Bullet 3"/>
+    <w:lsdException w:uiPriority="99" w:name="List Bullet 4"/>
+    <w:lsdException w:uiPriority="99" w:name="List Bullet 5"/>
+    <w:lsdException w:uiPriority="99" w:name="List Number 2"/>
+    <w:lsdException w:uiPriority="99" w:name="List Number 3"/>
+    <w:lsdException w:uiPriority="99" w:name="List Number 4"/>
+    <w:lsdException w:uiPriority="99" w:name="List Number 5"/>
+    <w:lsdException w:qFormat="1" w:unhideWhenUsed="0" w:uiPriority="10" w:semiHidden="0" w:name="Title"/>
+    <w:lsdException w:uiPriority="99" w:name="Closing"/>
+    <w:lsdException w:uiPriority="99" w:name="Signature"/>
+    <w:lsdException w:uiPriority="1" w:name="Default Paragraph Font"/>
+    <w:lsdException w:uiPriority="99" w:name="Body Text"/>
+    <w:lsdException w:uiPriority="99" w:name="Body Text Indent"/>
+    <w:lsdException w:uiPriority="99" w:name="List Continue"/>
+    <w:lsdException w:uiPriority="99" w:name="List Continue 2"/>
+    <w:lsdException w:uiPriority="99" w:name="List Continue 3"/>
+    <w:lsdException w:uiPriority="99" w:name="List Continue 4"/>
+    <w:lsdException w:uiPriority="99" w:name="List Continue 5"/>
+    <w:lsdException w:uiPriority="99" w:name="Message Header"/>
+    <w:lsdException w:qFormat="1" w:unhideWhenUsed="0" w:uiPriority="11" w:semiHidden="0" w:name="Subtitle"/>
+    <w:lsdException w:uiPriority="99" w:name="Salutation"/>
+    <w:lsdException w:uiPriority="99" w:name="Date"/>
+    <w:lsdException w:uiPriority="99" w:name="Body Text First Indent"/>
+    <w:lsdException w:uiPriority="99" w:name="Body Text First Indent 2"/>
+    <w:lsdException w:uiPriority="99" w:name="Note Heading"/>
+    <w:lsdException w:uiPriority="99" w:name="Body Text 2"/>
+    <w:lsdException w:uiPriority="99" w:name="Body Text 3"/>
+    <w:lsdException w:uiPriority="99" w:name="Body Text Indent 2"/>
+    <w:lsdException w:uiPriority="99" w:name="Body Text Indent 3"/>
+    <w:lsdException w:uiPriority="99" w:name="Block Text"/>
+    <w:lsdException w:uiPriority="99" w:name="Hyperlink"/>
+    <w:lsdException w:uiPriority="99" w:name="FollowedHyperlink"/>
+    <w:lsdException w:qFormat="1" w:unhideWhenUsed="0" w:uiPriority="22" w:semiHidden="0" w:name="Strong"/>
+    <w:lsdException w:qFormat="1" w:unhideWhenUsed="0" w:uiPriority="20" w:semiHidden="0" w:name="Emphasis"/>
+    <w:lsdException w:uiPriority="99" w:name="Document Map"/>
+    <w:lsdException w:uiPriority="99" w:name="Plain Text"/>
+    <w:lsdException w:uiPriority="99" w:name="E-mail Signature"/>
+    <w:lsdException w:uiPriority="99" w:name="Normal (Web)"/>
+    <w:lsdException w:uiPriority="99" w:name="HTML Acronym"/>
+    <w:lsdException w:uiPriority="99" w:name="HTML Address"/>
+    <w:lsdException w:uiPriority="99" w:name="HTML Cite"/>
+    <w:lsdException w:uiPriority="99" w:name="HTML Code"/>
+    <w:lsdException w:uiPriority="99" w:name="HTML Definition"/>
+    <w:lsdException w:uiPriority="99" w:name="HTML Keyboard"/>
+    <w:lsdException w:uiPriority="99" w:name="HTML Preformatted"/>
+    <w:lsdException w:uiPriority="99" w:name="HTML Sample"/>
+    <w:lsdException w:uiPriority="99" w:name="HTML Typewriter"/>
+    <w:lsdException w:uiPriority="99" w:name="HTML Variable"/>
+    <w:lsdException w:uiPriority="99" w:name="Normal Table"/>
+    <w:lsdException w:uiPriority="99" w:name="annotation subject"/>
+    <w:lsdException w:uiPriority="99" w:name="Table Simple 1"/>
+    <w:lsdException w:uiPriority="99" w:name="Table Simple 2"/>
+    <w:lsdException w:uiPriority="99" w:name="Table Simple 3"/>
+    <w:lsdException w:uiPriority="99" w:name="Table Classic 1"/>
+    <w:lsdException w:uiPriority="99" w:name="Table Classic 2"/>
+    <w:lsdException w:uiPriority="99" w:name="Table Classic 3"/>
+    <w:lsdException w:uiPriority="99" w:name="Table Classic 4"/>
+    <w:lsdException w:uiPriority="99" w:name="Table Colorful 1"/>
+    <w:lsdException w:uiPriority="99" w:name="Table Colorful 2"/>
+    <w:lsdException w:uiPriority="99" w:name="Table Colorful 3"/>
+    <w:lsdException w:uiPriority="99" w:name="Table Columns 1"/>
+    <w:lsdException w:uiPriority="99" w:name="Table Columns 2"/>
+    <w:lsdException w:uiPriority="99" w:name="Table Columns 3"/>
+    <w:lsdException w:uiPriority="99" w:name="Table Columns 4"/>
+    <w:lsdException w:uiPriority="99" w:name="Table Columns 5"/>
+    <w:lsdException w:uiPriority="99" w:name="Table Grid 1"/>
+    <w:lsdException w:uiPriority="99" w:name="Table Grid 2"/>
+    <w:lsdException w:uiPriority="99" w:name="Table Grid 3"/>
+    <w:lsdException w:uiPriority="99" w:name="Table Grid 4"/>
+    <w:lsdException w:uiPriority="99" w:name="Table Grid 5"/>
+    <w:lsdException w:uiPriority="99" w:name="Table Grid 6"/>
+    <w:lsdException w:uiPriority="99" w:name="Table Grid 7"/>
+    <w:lsdException w:uiPriority="99" w:name="Table Grid 8"/>
+    <w:lsdException w:uiPriority="99" w:name="Table List 1"/>
+    <w:lsdException w:uiPriority="99" w:name="Table List 2"/>
+    <w:lsdException w:uiPriority="99" w:name="Table List 3"/>
+    <w:lsdException w:uiPriority="99" w:name="Table List 4"/>
+    <w:lsdException w:uiPriority="99" w:name="Table List 5"/>
+    <w:lsdException w:uiPriority="99" w:name="Table List 6"/>
+    <w:lsdException w:uiPriority="99" w:name="Table List 7"/>
+    <w:lsdException w:uiPriority="99" w:name="Table List 8"/>
+    <w:lsdException w:uiPriority="99" w:name="Table 3D effects 1"/>
+    <w:lsdException w:uiPriority="99" w:name="Table 3D effects 2"/>
+    <w:lsdException w:uiPriority="99" w:name="Table 3D effects 3"/>
+    <w:lsdException w:uiPriority="99" w:name="Table Contemporary"/>
+    <w:lsdException w:uiPriority="99" w:name="Table Elegant"/>
+    <w:lsdException w:uiPriority="99" w:name="Table Professional"/>
+    <w:lsdException w:uiPriority="99" w:name="Table Subtle 1"/>
+    <w:lsdException w:uiPriority="99" w:name="Table Subtle 2"/>
+    <w:lsdException w:uiPriority="99" w:name="Table Web 1"/>
+    <w:lsdException w:uiPriority="99" w:name="Table Web 2"/>
+    <w:lsdException w:uiPriority="99" w:name="Table Web 3"/>
+    <w:lsdException w:uiPriority="99" w:name="Balloon Text"/>
+    <w:lsdException w:unhideWhenUsed="0" w:uiPriority="39" w:semiHidden="0" w:name="Table Grid"/>
+    <w:lsdException w:uiPriority="99" w:name="Table Theme"/>
   </w:latentStyles>
-  <w:style w:type="paragraph" w:default="1" w:styleId="a">
+  <w:style w:type="paragraph" w:default="1" w:styleId="1">
     <w:name w:val="Normal"/>
     <w:qFormat/>
+    <w:uiPriority w:val="0"/>
+    <w:pPr>
+      <w:spacing w:after="160" w:line="259" w:lineRule="auto"/>
+    </w:pPr>
+    <w:rPr>
+      <w:rFonts w:ascii="Calibri" w:hAnsi="Calibri" w:eastAsia="Calibri" w:cs="Calibri"/>
+      <w:sz w:val="22"/>
+      <w:szCs w:val="22"/>
+      <w:lang w:val="en" w:eastAsia="ru-RU" w:bidi="ar-SA"/>
+    </w:rPr>
   </w:style>
-  <w:style w:type="paragraph" w:styleId="1">
+  <w:style w:type="paragraph" w:styleId="2">
     <w:name w:val="heading 1"/>
-    <w:basedOn w:val="a"/>
-    <w:next w:val="a"/>
+    <w:basedOn w:val="1"/>
+    <w:next w:val="1"/>
+    <w:qFormat/>
     <w:uiPriority w:val="9"/>
-    <w:qFormat/>
     <w:pPr>
       <w:keepNext/>
       <w:keepLines/>
@@ -1217,14 +960,14 @@
       <w:szCs w:val="48"/>
     </w:rPr>
   </w:style>
-  <w:style w:type="paragraph" w:styleId="2">
+  <w:style w:type="paragraph" w:styleId="3">
     <w:name w:val="heading 2"/>
-    <w:basedOn w:val="a"/>
-    <w:next w:val="a"/>
-    <w:uiPriority w:val="9"/>
+    <w:basedOn w:val="1"/>
+    <w:next w:val="1"/>
     <w:semiHidden/>
     <w:unhideWhenUsed/>
     <w:qFormat/>
+    <w:uiPriority w:val="9"/>
     <w:pPr>
       <w:keepNext/>
       <w:keepLines/>
@@ -1238,14 +981,14 @@
       <w:szCs w:val="36"/>
     </w:rPr>
   </w:style>
-  <w:style w:type="paragraph" w:styleId="3">
+  <w:style w:type="paragraph" w:styleId="4">
     <w:name w:val="heading 3"/>
-    <w:basedOn w:val="a"/>
-    <w:next w:val="a"/>
-    <w:uiPriority w:val="9"/>
+    <w:basedOn w:val="1"/>
+    <w:next w:val="1"/>
     <w:semiHidden/>
     <w:unhideWhenUsed/>
     <w:qFormat/>
+    <w:uiPriority w:val="9"/>
     <w:pPr>
       <w:keepNext/>
       <w:keepLines/>
@@ -1259,14 +1002,14 @@
       <w:szCs w:val="28"/>
     </w:rPr>
   </w:style>
-  <w:style w:type="paragraph" w:styleId="4">
+  <w:style w:type="paragraph" w:styleId="5">
     <w:name w:val="heading 4"/>
-    <w:basedOn w:val="a"/>
-    <w:next w:val="a"/>
-    <w:uiPriority w:val="9"/>
+    <w:basedOn w:val="1"/>
+    <w:next w:val="1"/>
     <w:semiHidden/>
     <w:unhideWhenUsed/>
     <w:qFormat/>
+    <w:uiPriority w:val="9"/>
     <w:pPr>
       <w:keepNext/>
       <w:keepLines/>
@@ -1280,14 +1023,14 @@
       <w:szCs w:val="24"/>
     </w:rPr>
   </w:style>
-  <w:style w:type="paragraph" w:styleId="5">
+  <w:style w:type="paragraph" w:styleId="6">
     <w:name w:val="heading 5"/>
-    <w:basedOn w:val="a"/>
-    <w:next w:val="a"/>
-    <w:uiPriority w:val="9"/>
+    <w:basedOn w:val="1"/>
+    <w:next w:val="1"/>
     <w:semiHidden/>
     <w:unhideWhenUsed/>
     <w:qFormat/>
+    <w:uiPriority w:val="9"/>
     <w:pPr>
       <w:keepNext/>
       <w:keepLines/>
@@ -1299,14 +1042,14 @@
       <w:bCs/>
     </w:rPr>
   </w:style>
-  <w:style w:type="paragraph" w:styleId="6">
+  <w:style w:type="paragraph" w:styleId="7">
     <w:name w:val="heading 6"/>
-    <w:basedOn w:val="a"/>
-    <w:next w:val="a"/>
-    <w:uiPriority w:val="9"/>
+    <w:basedOn w:val="1"/>
+    <w:next w:val="1"/>
     <w:semiHidden/>
     <w:unhideWhenUsed/>
     <w:qFormat/>
+    <w:uiPriority w:val="9"/>
     <w:pPr>
       <w:keepNext/>
       <w:keepLines/>
@@ -1320,19 +1063,18 @@
       <w:szCs w:val="20"/>
     </w:rPr>
   </w:style>
-  <w:style w:type="character" w:default="1" w:styleId="a0">
+  <w:style w:type="character" w:default="1" w:styleId="8">
     <w:name w:val="Default Paragraph Font"/>
-    <w:uiPriority w:val="1"/>
     <w:semiHidden/>
     <w:unhideWhenUsed/>
+    <w:uiPriority w:val="1"/>
   </w:style>
-  <w:style w:type="table" w:default="1" w:styleId="a1">
+  <w:style w:type="table" w:default="1" w:styleId="9">
     <w:name w:val="Normal Table"/>
-    <w:uiPriority w:val="99"/>
     <w:semiHidden/>
     <w:unhideWhenUsed/>
+    <w:uiPriority w:val="99"/>
     <w:tblPr>
-      <w:tblInd w:w="0" w:type="dxa"/>
       <w:tblCellMar>
         <w:top w:w="0" w:type="dxa"/>
         <w:left w:w="108" w:type="dxa"/>
@@ -1341,29 +1083,12 @@
       </w:tblCellMar>
     </w:tblPr>
   </w:style>
-  <w:style w:type="numbering" w:default="1" w:styleId="a2">
-    <w:name w:val="No List"/>
-    <w:uiPriority w:val="99"/>
-    <w:semiHidden/>
-    <w:unhideWhenUsed/>
-  </w:style>
-  <w:style w:type="table" w:customStyle="1" w:styleId="TableNormal">
-    <w:name w:val="TableNormal"/>
-    <w:tblPr>
-      <w:tblCellMar>
-        <w:top w:w="100" w:type="dxa"/>
-        <w:left w:w="100" w:type="dxa"/>
-        <w:bottom w:w="100" w:type="dxa"/>
-        <w:right w:w="100" w:type="dxa"/>
-      </w:tblCellMar>
-    </w:tblPr>
-  </w:style>
-  <w:style w:type="paragraph" w:styleId="a3">
+  <w:style w:type="paragraph" w:styleId="10">
     <w:name w:val="Title"/>
-    <w:basedOn w:val="a"/>
-    <w:next w:val="a"/>
+    <w:basedOn w:val="1"/>
+    <w:next w:val="1"/>
+    <w:qFormat/>
     <w:uiPriority w:val="10"/>
-    <w:qFormat/>
     <w:pPr>
       <w:keepNext/>
       <w:keepLines/>
@@ -1376,25 +1101,37 @@
       <w:szCs w:val="72"/>
     </w:rPr>
   </w:style>
-  <w:style w:type="paragraph" w:styleId="a4">
+  <w:style w:type="paragraph" w:styleId="11">
     <w:name w:val="Subtitle"/>
-    <w:basedOn w:val="a"/>
-    <w:next w:val="a"/>
+    <w:basedOn w:val="1"/>
+    <w:next w:val="1"/>
+    <w:qFormat/>
     <w:uiPriority w:val="11"/>
-    <w:qFormat/>
     <w:pPr>
       <w:keepNext/>
       <w:keepLines/>
       <w:spacing w:before="360" w:after="80"/>
     </w:pPr>
     <w:rPr>
-      <w:rFonts w:ascii="Georgia" w:eastAsia="Georgia" w:hAnsi="Georgia" w:cs="Georgia"/>
+      <w:rFonts w:ascii="Georgia" w:hAnsi="Georgia" w:eastAsia="Georgia" w:cs="Georgia"/>
       <w:i/>
       <w:iCs/>
       <w:color w:val="666666"/>
       <w:sz w:val="48"/>
       <w:szCs w:val="48"/>
     </w:rPr>
+  </w:style>
+  <w:style w:type="table" w:customStyle="1" w:styleId="12">
+    <w:name w:val="TableNormal"/>
+    <w:uiPriority w:val="0"/>
+    <w:tblPr>
+      <w:tblCellMar>
+        <w:top w:w="100" w:type="dxa"/>
+        <w:left w:w="100" w:type="dxa"/>
+        <w:bottom w:w="100" w:type="dxa"/>
+        <w:right w:w="100" w:type="dxa"/>
+      </w:tblCellMar>
+    </w:tblPr>
   </w:style>
 </w:styles>
 </file>
@@ -1715,7 +1452,6 @@
       </a:style>
     </a:lnDef>
   </a:objectDefaults>
-  <a:extraClrSchemeLst/>
 </a:theme>
 </file>
 
@@ -1727,9 +1463,6 @@
 
 <file path=customXml/itemProps1.xml><?xml version="1.0" encoding="utf-8"?>
 <ds:datastoreItem xmlns:ds="http://schemas.openxmlformats.org/officeDocument/2006/customXml" ds:itemID="{11111111-1234-1234-1234-123412341234}">
-  <ds:schemaRefs>
-    <ds:schemaRef ds:uri="http://customooxmlschemas.google.com/"/>
-    <ds:schemaRef ds:uri="http://schemas.openxmlformats.org/officeDocument/2006/relationships"/>
-  </ds:schemaRefs>
+  <ds:schemaRefs/>
 </ds:datastoreItem>
 </file>